--- a/Документация_лаб1.docx
+++ b/Документация_лаб1.docx
@@ -147,7 +147,35 @@
         <w:rPr>
           <w:rFonts w:ascii="Times New Roman" w:hAnsi="Times New Roman" w:cs="Times New Roman"/>
         </w:rPr>
-        <w:t>- HSV (Hue, Saturation, Value) - цилиндрическая модель, интуитивно понятная для пользователей</w:t>
+        <w:t>- HSV (</w:t>
+      </w:r>
+      <w:proofErr w:type="spellStart"/>
+      <w:r>
+        <w:rPr>
+          <w:rFonts w:ascii="Times New Roman" w:hAnsi="Times New Roman" w:cs="Times New Roman"/>
+        </w:rPr>
+        <w:t>Hue</w:t>
+      </w:r>
+      <w:proofErr w:type="spellEnd"/>
+      <w:r>
+        <w:rPr>
+          <w:rFonts w:ascii="Times New Roman" w:hAnsi="Times New Roman" w:cs="Times New Roman"/>
+        </w:rPr>
+        <w:t xml:space="preserve">, </w:t>
+      </w:r>
+      <w:proofErr w:type="spellStart"/>
+      <w:r>
+        <w:rPr>
+          <w:rFonts w:ascii="Times New Roman" w:hAnsi="Times New Roman" w:cs="Times New Roman"/>
+        </w:rPr>
+        <w:t>Saturation</w:t>
+      </w:r>
+      <w:proofErr w:type="spellEnd"/>
+      <w:r>
+        <w:rPr>
+          <w:rFonts w:ascii="Times New Roman" w:hAnsi="Times New Roman" w:cs="Times New Roman"/>
+        </w:rPr>
+        <w:t>, Value) - цилиндрическая модель, интуитивно понятная для пользователей</w:t>
       </w:r>
     </w:p>
     <w:p>
@@ -344,7 +372,21 @@
         <w:rPr>
           <w:rFonts w:ascii="Times New Roman" w:hAnsi="Times New Roman" w:cs="Times New Roman"/>
         </w:rPr>
-        <w:t>Приложение разработано на C++ с использованием фреймворка Qt, что обеспечивает кроссплатформенность и богатый набор UI-компонентов.</w:t>
+        <w:t xml:space="preserve">Приложение разработано на C++ с использованием фреймворка </w:t>
+      </w:r>
+      <w:proofErr w:type="spellStart"/>
+      <w:r>
+        <w:rPr>
+          <w:rFonts w:ascii="Times New Roman" w:hAnsi="Times New Roman" w:cs="Times New Roman"/>
+        </w:rPr>
+        <w:t>Qt</w:t>
+      </w:r>
+      <w:proofErr w:type="spellEnd"/>
+      <w:r>
+        <w:rPr>
+          <w:rFonts w:ascii="Times New Roman" w:hAnsi="Times New Roman" w:cs="Times New Roman"/>
+        </w:rPr>
+        <w:t>, что обеспечивает кроссплатформенность и богатый набор UI-компонентов.</w:t>
       </w:r>
     </w:p>
     <w:p>
@@ -378,20 +420,48 @@
           <w:rFonts w:ascii="Times New Roman" w:hAnsi="Times New Roman" w:cs="Times New Roman"/>
         </w:rPr>
         <w:lastRenderedPageBreak/>
-        <w:t>- MainWindow - главное окно приложения</w:t>
-      </w:r>
-    </w:p>
-    <w:p>
-      <w:pPr>
-        <w:rPr>
-          <w:rFonts w:ascii="Times New Roman" w:hAnsi="Times New Roman" w:cs="Times New Roman"/>
-        </w:rPr>
-      </w:pPr>
-      <w:r>
-        <w:rPr>
-          <w:rFonts w:ascii="Times New Roman" w:hAnsi="Times New Roman" w:cs="Times New Roman"/>
-        </w:rPr>
-        <w:t>- ColorConverter - класс для преобразований между цветовыми моделями</w:t>
+        <w:t xml:space="preserve">- </w:t>
+      </w:r>
+      <w:proofErr w:type="spellStart"/>
+      <w:r>
+        <w:rPr>
+          <w:rFonts w:ascii="Times New Roman" w:hAnsi="Times New Roman" w:cs="Times New Roman"/>
+        </w:rPr>
+        <w:t>MainWindow</w:t>
+      </w:r>
+      <w:proofErr w:type="spellEnd"/>
+      <w:r>
+        <w:rPr>
+          <w:rFonts w:ascii="Times New Roman" w:hAnsi="Times New Roman" w:cs="Times New Roman"/>
+        </w:rPr>
+        <w:t xml:space="preserve"> - главное окно приложения</w:t>
+      </w:r>
+    </w:p>
+    <w:p>
+      <w:pPr>
+        <w:rPr>
+          <w:rFonts w:ascii="Times New Roman" w:hAnsi="Times New Roman" w:cs="Times New Roman"/>
+        </w:rPr>
+      </w:pPr>
+      <w:r>
+        <w:rPr>
+          <w:rFonts w:ascii="Times New Roman" w:hAnsi="Times New Roman" w:cs="Times New Roman"/>
+        </w:rPr>
+        <w:t xml:space="preserve">- </w:t>
+      </w:r>
+      <w:proofErr w:type="spellStart"/>
+      <w:r>
+        <w:rPr>
+          <w:rFonts w:ascii="Times New Roman" w:hAnsi="Times New Roman" w:cs="Times New Roman"/>
+        </w:rPr>
+        <w:t>ColorConverter</w:t>
+      </w:r>
+      <w:proofErr w:type="spellEnd"/>
+      <w:r>
+        <w:rPr>
+          <w:rFonts w:ascii="Times New Roman" w:hAnsi="Times New Roman" w:cs="Times New Roman"/>
+        </w:rPr>
+        <w:t xml:space="preserve"> - класс для преобразований между цветовыми моделями</w:t>
       </w:r>
     </w:p>
     <w:p>
@@ -461,37 +531,125 @@
           <w:rFonts w:ascii="Times New Roman" w:hAnsi="Times New Roman" w:cs="Times New Roman"/>
         </w:rPr>
       </w:pPr>
-      <w:r>
-        <w:rPr>
-          <w:rFonts w:ascii="Times New Roman" w:hAnsi="Times New Roman" w:cs="Times New Roman"/>
-        </w:rPr>
-        <w:t>double c = (v / 100.0) * (s / 100.0);</w:t>
-      </w:r>
-    </w:p>
-    <w:p>
-      <w:pPr>
-        <w:rPr>
-          <w:rFonts w:ascii="Times New Roman" w:hAnsi="Times New Roman" w:cs="Times New Roman"/>
-        </w:rPr>
-      </w:pPr>
-      <w:r>
-        <w:rPr>
-          <w:rFonts w:ascii="Times New Roman" w:hAnsi="Times New Roman" w:cs="Times New Roman"/>
-        </w:rPr>
-        <w:t>double x = c * (1 - std::abs(std::fmod(h / 60.0, 2) - 1));</w:t>
-      </w:r>
-    </w:p>
-    <w:p>
-      <w:pPr>
-        <w:rPr>
-          <w:rFonts w:ascii="Times New Roman" w:hAnsi="Times New Roman" w:cs="Times New Roman"/>
-        </w:rPr>
-      </w:pPr>
-      <w:r>
-        <w:rPr>
-          <w:rFonts w:ascii="Times New Roman" w:hAnsi="Times New Roman" w:cs="Times New Roman"/>
-        </w:rPr>
-        <w:t>double m = (v / 100.0) - c;</w:t>
+      <w:proofErr w:type="spellStart"/>
+      <w:r>
+        <w:rPr>
+          <w:rFonts w:ascii="Times New Roman" w:hAnsi="Times New Roman" w:cs="Times New Roman"/>
+        </w:rPr>
+        <w:t>double</w:t>
+      </w:r>
+      <w:proofErr w:type="spellEnd"/>
+      <w:r>
+        <w:rPr>
+          <w:rFonts w:ascii="Times New Roman" w:hAnsi="Times New Roman" w:cs="Times New Roman"/>
+        </w:rPr>
+        <w:t xml:space="preserve"> c = (v / 100.0) * (s / 100.0);</w:t>
+      </w:r>
+    </w:p>
+    <w:p>
+      <w:pPr>
+        <w:rPr>
+          <w:rFonts w:ascii="Times New Roman" w:hAnsi="Times New Roman" w:cs="Times New Roman"/>
+        </w:rPr>
+      </w:pPr>
+      <w:proofErr w:type="spellStart"/>
+      <w:r>
+        <w:rPr>
+          <w:rFonts w:ascii="Times New Roman" w:hAnsi="Times New Roman" w:cs="Times New Roman"/>
+        </w:rPr>
+        <w:t>double</w:t>
+      </w:r>
+      <w:proofErr w:type="spellEnd"/>
+      <w:r>
+        <w:rPr>
+          <w:rFonts w:ascii="Times New Roman" w:hAnsi="Times New Roman" w:cs="Times New Roman"/>
+        </w:rPr>
+        <w:t xml:space="preserve"> x = c * (1 - </w:t>
+      </w:r>
+      <w:proofErr w:type="spellStart"/>
+      <w:proofErr w:type="gramStart"/>
+      <w:r>
+        <w:rPr>
+          <w:rFonts w:ascii="Times New Roman" w:hAnsi="Times New Roman" w:cs="Times New Roman"/>
+        </w:rPr>
+        <w:t>std</w:t>
+      </w:r>
+      <w:proofErr w:type="spellEnd"/>
+      <w:r>
+        <w:rPr>
+          <w:rFonts w:ascii="Times New Roman" w:hAnsi="Times New Roman" w:cs="Times New Roman"/>
+        </w:rPr>
+        <w:t>::</w:t>
+      </w:r>
+      <w:proofErr w:type="spellStart"/>
+      <w:r>
+        <w:rPr>
+          <w:rFonts w:ascii="Times New Roman" w:hAnsi="Times New Roman" w:cs="Times New Roman"/>
+        </w:rPr>
+        <w:t>abs</w:t>
+      </w:r>
+      <w:proofErr w:type="spellEnd"/>
+      <w:r>
+        <w:rPr>
+          <w:rFonts w:ascii="Times New Roman" w:hAnsi="Times New Roman" w:cs="Times New Roman"/>
+        </w:rPr>
+        <w:t>(</w:t>
+      </w:r>
+      <w:proofErr w:type="spellStart"/>
+      <w:r>
+        <w:rPr>
+          <w:rFonts w:ascii="Times New Roman" w:hAnsi="Times New Roman" w:cs="Times New Roman"/>
+        </w:rPr>
+        <w:t>std</w:t>
+      </w:r>
+      <w:proofErr w:type="spellEnd"/>
+      <w:r>
+        <w:rPr>
+          <w:rFonts w:ascii="Times New Roman" w:hAnsi="Times New Roman" w:cs="Times New Roman"/>
+        </w:rPr>
+        <w:t>::</w:t>
+      </w:r>
+      <w:proofErr w:type="spellStart"/>
+      <w:r>
+        <w:rPr>
+          <w:rFonts w:ascii="Times New Roman" w:hAnsi="Times New Roman" w:cs="Times New Roman"/>
+        </w:rPr>
+        <w:t>fmod</w:t>
+      </w:r>
+      <w:proofErr w:type="spellEnd"/>
+      <w:r>
+        <w:rPr>
+          <w:rFonts w:ascii="Times New Roman" w:hAnsi="Times New Roman" w:cs="Times New Roman"/>
+        </w:rPr>
+        <w:t>(</w:t>
+      </w:r>
+      <w:proofErr w:type="gramEnd"/>
+      <w:r>
+        <w:rPr>
+          <w:rFonts w:ascii="Times New Roman" w:hAnsi="Times New Roman" w:cs="Times New Roman"/>
+        </w:rPr>
+        <w:t>h / 60.0, 2) - 1));</w:t>
+      </w:r>
+    </w:p>
+    <w:p>
+      <w:pPr>
+        <w:rPr>
+          <w:rFonts w:ascii="Times New Roman" w:hAnsi="Times New Roman" w:cs="Times New Roman"/>
+        </w:rPr>
+      </w:pPr>
+      <w:proofErr w:type="spellStart"/>
+      <w:r>
+        <w:rPr>
+          <w:rFonts w:ascii="Times New Roman" w:hAnsi="Times New Roman" w:cs="Times New Roman"/>
+        </w:rPr>
+        <w:t>double</w:t>
+      </w:r>
+      <w:proofErr w:type="spellEnd"/>
+      <w:r>
+        <w:rPr>
+          <w:rFonts w:ascii="Times New Roman" w:hAnsi="Times New Roman" w:cs="Times New Roman"/>
+        </w:rPr>
+        <w:t xml:space="preserve"> m = (v / 100.0) - c;</w:t>
       </w:r>
     </w:p>
     <w:p>
@@ -544,24 +702,160 @@
           <w:rFonts w:ascii="Times New Roman" w:hAnsi="Times New Roman" w:cs="Times New Roman"/>
         </w:rPr>
       </w:pPr>
-      <w:r>
-        <w:rPr>
-          <w:rFonts w:ascii="Times New Roman" w:hAnsi="Times New Roman" w:cs="Times New Roman"/>
-        </w:rPr>
-        <w:t>auto linearize = [](double c) {</w:t>
-      </w:r>
-    </w:p>
-    <w:p>
-      <w:pPr>
-        <w:rPr>
-          <w:rFonts w:ascii="Times New Roman" w:hAnsi="Times New Roman" w:cs="Times New Roman"/>
-        </w:rPr>
-      </w:pPr>
-      <w:r>
-        <w:rPr>
-          <w:rFonts w:ascii="Times New Roman" w:hAnsi="Times New Roman" w:cs="Times New Roman"/>
-        </w:rPr>
-        <w:t xml:space="preserve">    return (c &gt; 0.04045) ? std::pow((c + 0.055) / 1.055, 2.4) : c / 12.92;</w:t>
+      <w:proofErr w:type="spellStart"/>
+      <w:r>
+        <w:rPr>
+          <w:rFonts w:ascii="Times New Roman" w:hAnsi="Times New Roman" w:cs="Times New Roman"/>
+        </w:rPr>
+        <w:t>auto</w:t>
+      </w:r>
+      <w:proofErr w:type="spellEnd"/>
+      <w:r>
+        <w:rPr>
+          <w:rFonts w:ascii="Times New Roman" w:hAnsi="Times New Roman" w:cs="Times New Roman"/>
+        </w:rPr>
+        <w:t xml:space="preserve"> </w:t>
+      </w:r>
+      <w:proofErr w:type="spellStart"/>
+      <w:r>
+        <w:rPr>
+          <w:rFonts w:ascii="Times New Roman" w:hAnsi="Times New Roman" w:cs="Times New Roman"/>
+        </w:rPr>
+        <w:t>linearize</w:t>
+      </w:r>
+      <w:proofErr w:type="spellEnd"/>
+      <w:r>
+        <w:rPr>
+          <w:rFonts w:ascii="Times New Roman" w:hAnsi="Times New Roman" w:cs="Times New Roman"/>
+        </w:rPr>
+        <w:t xml:space="preserve"> = </w:t>
+      </w:r>
+      <w:proofErr w:type="gramStart"/>
+      <w:r>
+        <w:rPr>
+          <w:rFonts w:ascii="Times New Roman" w:hAnsi="Times New Roman" w:cs="Times New Roman"/>
+        </w:rPr>
+        <w:t>[](</w:t>
+      </w:r>
+      <w:proofErr w:type="spellStart"/>
+      <w:proofErr w:type="gramEnd"/>
+      <w:r>
+        <w:rPr>
+          <w:rFonts w:ascii="Times New Roman" w:hAnsi="Times New Roman" w:cs="Times New Roman"/>
+        </w:rPr>
+        <w:t>double</w:t>
+      </w:r>
+      <w:proofErr w:type="spellEnd"/>
+      <w:r>
+        <w:rPr>
+          <w:rFonts w:ascii="Times New Roman" w:hAnsi="Times New Roman" w:cs="Times New Roman"/>
+        </w:rPr>
+        <w:t xml:space="preserve"> c) {</w:t>
+      </w:r>
+    </w:p>
+    <w:p>
+      <w:pPr>
+        <w:rPr>
+          <w:rFonts w:ascii="Times New Roman" w:hAnsi="Times New Roman" w:cs="Times New Roman"/>
+        </w:rPr>
+      </w:pPr>
+      <w:r>
+        <w:rPr>
+          <w:rFonts w:ascii="Times New Roman" w:hAnsi="Times New Roman" w:cs="Times New Roman"/>
+        </w:rPr>
+        <w:t xml:space="preserve">    </w:t>
+      </w:r>
+      <w:proofErr w:type="spellStart"/>
+      <w:r>
+        <w:rPr>
+          <w:rFonts w:ascii="Times New Roman" w:hAnsi="Times New Roman" w:cs="Times New Roman"/>
+        </w:rPr>
+        <w:t>return</w:t>
+      </w:r>
+      <w:proofErr w:type="spellEnd"/>
+      <w:r>
+        <w:rPr>
+          <w:rFonts w:ascii="Times New Roman" w:hAnsi="Times New Roman" w:cs="Times New Roman"/>
+        </w:rPr>
+        <w:t xml:space="preserve"> (</w:t>
+      </w:r>
+      <w:proofErr w:type="gramStart"/>
+      <w:r>
+        <w:rPr>
+          <w:rFonts w:ascii="Times New Roman" w:hAnsi="Times New Roman" w:cs="Times New Roman"/>
+        </w:rPr>
+        <w:t>c &gt;</w:t>
+      </w:r>
+      <w:proofErr w:type="gramEnd"/>
+      <w:r>
+        <w:rPr>
+          <w:rFonts w:ascii="Times New Roman" w:hAnsi="Times New Roman" w:cs="Times New Roman"/>
+        </w:rPr>
+        <w:t xml:space="preserve"> 0.04045</w:t>
+      </w:r>
+      <w:proofErr w:type="gramStart"/>
+      <w:r>
+        <w:rPr>
+          <w:rFonts w:ascii="Times New Roman" w:hAnsi="Times New Roman" w:cs="Times New Roman"/>
+        </w:rPr>
+        <w:t>) ?</w:t>
+      </w:r>
+      <w:proofErr w:type="gramEnd"/>
+      <w:r>
+        <w:rPr>
+          <w:rFonts w:ascii="Times New Roman" w:hAnsi="Times New Roman" w:cs="Times New Roman"/>
+        </w:rPr>
+        <w:t xml:space="preserve"> </w:t>
+      </w:r>
+      <w:proofErr w:type="spellStart"/>
+      <w:proofErr w:type="gramStart"/>
+      <w:r>
+        <w:rPr>
+          <w:rFonts w:ascii="Times New Roman" w:hAnsi="Times New Roman" w:cs="Times New Roman"/>
+        </w:rPr>
+        <w:t>std</w:t>
+      </w:r>
+      <w:proofErr w:type="spellEnd"/>
+      <w:r>
+        <w:rPr>
+          <w:rFonts w:ascii="Times New Roman" w:hAnsi="Times New Roman" w:cs="Times New Roman"/>
+        </w:rPr>
+        <w:t>::</w:t>
+      </w:r>
+      <w:proofErr w:type="spellStart"/>
+      <w:r>
+        <w:rPr>
+          <w:rFonts w:ascii="Times New Roman" w:hAnsi="Times New Roman" w:cs="Times New Roman"/>
+        </w:rPr>
+        <w:t>pow</w:t>
+      </w:r>
+      <w:proofErr w:type="spellEnd"/>
+      <w:r>
+        <w:rPr>
+          <w:rFonts w:ascii="Times New Roman" w:hAnsi="Times New Roman" w:cs="Times New Roman"/>
+        </w:rPr>
+        <w:t>(</w:t>
+      </w:r>
+      <w:proofErr w:type="gramEnd"/>
+      <w:r>
+        <w:rPr>
+          <w:rFonts w:ascii="Times New Roman" w:hAnsi="Times New Roman" w:cs="Times New Roman"/>
+        </w:rPr>
+        <w:t>(c + 0.055) / 1.055, 2.4</w:t>
+      </w:r>
+      <w:proofErr w:type="gramStart"/>
+      <w:r>
+        <w:rPr>
+          <w:rFonts w:ascii="Times New Roman" w:hAnsi="Times New Roman" w:cs="Times New Roman"/>
+        </w:rPr>
+        <w:t>) :</w:t>
+      </w:r>
+      <w:proofErr w:type="gramEnd"/>
+      <w:r>
+        <w:rPr>
+          <w:rFonts w:ascii="Times New Roman" w:hAnsi="Times New Roman" w:cs="Times New Roman"/>
+        </w:rPr>
+        <w:t xml:space="preserve"> c / 12.92;</w:t>
       </w:r>
     </w:p>
     <w:p>
@@ -627,37 +921,139 @@
           <w:rFonts w:ascii="Times New Roman" w:hAnsi="Times New Roman" w:cs="Times New Roman"/>
         </w:rPr>
       </w:pPr>
-      <w:r>
-        <w:rPr>
-          <w:rFonts w:ascii="Times New Roman" w:hAnsi="Times New Roman" w:cs="Times New Roman"/>
-        </w:rPr>
-        <w:t>double fx = labF(x / D65.x());</w:t>
-      </w:r>
-    </w:p>
-    <w:p>
-      <w:pPr>
-        <w:rPr>
-          <w:rFonts w:ascii="Times New Roman" w:hAnsi="Times New Roman" w:cs="Times New Roman"/>
-        </w:rPr>
-      </w:pPr>
-      <w:r>
-        <w:rPr>
-          <w:rFonts w:ascii="Times New Roman" w:hAnsi="Times New Roman" w:cs="Times New Roman"/>
-        </w:rPr>
-        <w:t>double l = 116 * fy - 16;</w:t>
-      </w:r>
-    </w:p>
-    <w:p>
-      <w:pPr>
-        <w:rPr>
-          <w:rFonts w:ascii="Times New Roman" w:hAnsi="Times New Roman" w:cs="Times New Roman"/>
-        </w:rPr>
-      </w:pPr>
-      <w:r>
-        <w:rPr>
-          <w:rFonts w:ascii="Times New Roman" w:hAnsi="Times New Roman" w:cs="Times New Roman"/>
-        </w:rPr>
-        <w:t>double a = 500 * (fx - fy);</w:t>
+      <w:proofErr w:type="spellStart"/>
+      <w:r>
+        <w:rPr>
+          <w:rFonts w:ascii="Times New Roman" w:hAnsi="Times New Roman" w:cs="Times New Roman"/>
+        </w:rPr>
+        <w:t>double</w:t>
+      </w:r>
+      <w:proofErr w:type="spellEnd"/>
+      <w:r>
+        <w:rPr>
+          <w:rFonts w:ascii="Times New Roman" w:hAnsi="Times New Roman" w:cs="Times New Roman"/>
+        </w:rPr>
+        <w:t xml:space="preserve"> </w:t>
+      </w:r>
+      <w:proofErr w:type="spellStart"/>
+      <w:r>
+        <w:rPr>
+          <w:rFonts w:ascii="Times New Roman" w:hAnsi="Times New Roman" w:cs="Times New Roman"/>
+        </w:rPr>
+        <w:t>fx</w:t>
+      </w:r>
+      <w:proofErr w:type="spellEnd"/>
+      <w:r>
+        <w:rPr>
+          <w:rFonts w:ascii="Times New Roman" w:hAnsi="Times New Roman" w:cs="Times New Roman"/>
+        </w:rPr>
+        <w:t xml:space="preserve"> = </w:t>
+      </w:r>
+      <w:proofErr w:type="spellStart"/>
+      <w:proofErr w:type="gramStart"/>
+      <w:r>
+        <w:rPr>
+          <w:rFonts w:ascii="Times New Roman" w:hAnsi="Times New Roman" w:cs="Times New Roman"/>
+        </w:rPr>
+        <w:t>labF</w:t>
+      </w:r>
+      <w:proofErr w:type="spellEnd"/>
+      <w:r>
+        <w:rPr>
+          <w:rFonts w:ascii="Times New Roman" w:hAnsi="Times New Roman" w:cs="Times New Roman"/>
+        </w:rPr>
+        <w:t>(</w:t>
+      </w:r>
+      <w:proofErr w:type="gramEnd"/>
+      <w:r>
+        <w:rPr>
+          <w:rFonts w:ascii="Times New Roman" w:hAnsi="Times New Roman" w:cs="Times New Roman"/>
+        </w:rPr>
+        <w:t>x / D65.x());</w:t>
+      </w:r>
+    </w:p>
+    <w:p>
+      <w:pPr>
+        <w:rPr>
+          <w:rFonts w:ascii="Times New Roman" w:hAnsi="Times New Roman" w:cs="Times New Roman"/>
+        </w:rPr>
+      </w:pPr>
+      <w:proofErr w:type="spellStart"/>
+      <w:r>
+        <w:rPr>
+          <w:rFonts w:ascii="Times New Roman" w:hAnsi="Times New Roman" w:cs="Times New Roman"/>
+        </w:rPr>
+        <w:t>double</w:t>
+      </w:r>
+      <w:proofErr w:type="spellEnd"/>
+      <w:r>
+        <w:rPr>
+          <w:rFonts w:ascii="Times New Roman" w:hAnsi="Times New Roman" w:cs="Times New Roman"/>
+        </w:rPr>
+        <w:t xml:space="preserve"> l = 116 * </w:t>
+      </w:r>
+      <w:proofErr w:type="spellStart"/>
+      <w:r>
+        <w:rPr>
+          <w:rFonts w:ascii="Times New Roman" w:hAnsi="Times New Roman" w:cs="Times New Roman"/>
+        </w:rPr>
+        <w:t>fy</w:t>
+      </w:r>
+      <w:proofErr w:type="spellEnd"/>
+      <w:r>
+        <w:rPr>
+          <w:rFonts w:ascii="Times New Roman" w:hAnsi="Times New Roman" w:cs="Times New Roman"/>
+        </w:rPr>
+        <w:t xml:space="preserve"> - 16;</w:t>
+      </w:r>
+    </w:p>
+    <w:p>
+      <w:pPr>
+        <w:rPr>
+          <w:rFonts w:ascii="Times New Roman" w:hAnsi="Times New Roman" w:cs="Times New Roman"/>
+        </w:rPr>
+      </w:pPr>
+      <w:proofErr w:type="spellStart"/>
+      <w:r>
+        <w:rPr>
+          <w:rFonts w:ascii="Times New Roman" w:hAnsi="Times New Roman" w:cs="Times New Roman"/>
+        </w:rPr>
+        <w:t>double</w:t>
+      </w:r>
+      <w:proofErr w:type="spellEnd"/>
+      <w:r>
+        <w:rPr>
+          <w:rFonts w:ascii="Times New Roman" w:hAnsi="Times New Roman" w:cs="Times New Roman"/>
+        </w:rPr>
+        <w:t xml:space="preserve"> a = 500 * (</w:t>
+      </w:r>
+      <w:proofErr w:type="spellStart"/>
+      <w:r>
+        <w:rPr>
+          <w:rFonts w:ascii="Times New Roman" w:hAnsi="Times New Roman" w:cs="Times New Roman"/>
+        </w:rPr>
+        <w:t>fx</w:t>
+      </w:r>
+      <w:proofErr w:type="spellEnd"/>
+      <w:r>
+        <w:rPr>
+          <w:rFonts w:ascii="Times New Roman" w:hAnsi="Times New Roman" w:cs="Times New Roman"/>
+        </w:rPr>
+        <w:t xml:space="preserve"> - </w:t>
+      </w:r>
+      <w:proofErr w:type="spellStart"/>
+      <w:r>
+        <w:rPr>
+          <w:rFonts w:ascii="Times New Roman" w:hAnsi="Times New Roman" w:cs="Times New Roman"/>
+        </w:rPr>
+        <w:t>fy</w:t>
+      </w:r>
+      <w:proofErr w:type="spellEnd"/>
+      <w:r>
+        <w:rPr>
+          <w:rFonts w:ascii="Times New Roman" w:hAnsi="Times New Roman" w:cs="Times New Roman"/>
+        </w:rPr>
+        <w:t>);</w:t>
       </w:r>
     </w:p>
     <w:p>
@@ -762,11 +1158,77 @@
           <w:rFonts w:ascii="Times New Roman" w:hAnsi="Times New Roman" w:cs="Times New Roman"/>
         </w:rPr>
       </w:pPr>
-      <w:r>
-        <w:rPr>
-          <w:rFonts w:ascii="Times New Roman" w:hAnsi="Times New Roman" w:cs="Times New Roman"/>
-        </w:rPr>
-        <w:t>void checkColorBounds(const QColor&amp; color)</w:t>
+      <w:proofErr w:type="spellStart"/>
+      <w:r>
+        <w:rPr>
+          <w:rFonts w:ascii="Times New Roman" w:hAnsi="Times New Roman" w:cs="Times New Roman"/>
+        </w:rPr>
+        <w:t>void</w:t>
+      </w:r>
+      <w:proofErr w:type="spellEnd"/>
+      <w:r>
+        <w:rPr>
+          <w:rFonts w:ascii="Times New Roman" w:hAnsi="Times New Roman" w:cs="Times New Roman"/>
+        </w:rPr>
+        <w:t xml:space="preserve"> </w:t>
+      </w:r>
+      <w:proofErr w:type="spellStart"/>
+      <w:proofErr w:type="gramStart"/>
+      <w:r>
+        <w:rPr>
+          <w:rFonts w:ascii="Times New Roman" w:hAnsi="Times New Roman" w:cs="Times New Roman"/>
+        </w:rPr>
+        <w:t>checkColorBounds</w:t>
+      </w:r>
+      <w:proofErr w:type="spellEnd"/>
+      <w:r>
+        <w:rPr>
+          <w:rFonts w:ascii="Times New Roman" w:hAnsi="Times New Roman" w:cs="Times New Roman"/>
+        </w:rPr>
+        <w:t>(</w:t>
+      </w:r>
+      <w:proofErr w:type="spellStart"/>
+      <w:proofErr w:type="gramEnd"/>
+      <w:r>
+        <w:rPr>
+          <w:rFonts w:ascii="Times New Roman" w:hAnsi="Times New Roman" w:cs="Times New Roman"/>
+        </w:rPr>
+        <w:t>const</w:t>
+      </w:r>
+      <w:proofErr w:type="spellEnd"/>
+      <w:r>
+        <w:rPr>
+          <w:rFonts w:ascii="Times New Roman" w:hAnsi="Times New Roman" w:cs="Times New Roman"/>
+        </w:rPr>
+        <w:t xml:space="preserve"> </w:t>
+      </w:r>
+      <w:proofErr w:type="spellStart"/>
+      <w:r>
+        <w:rPr>
+          <w:rFonts w:ascii="Times New Roman" w:hAnsi="Times New Roman" w:cs="Times New Roman"/>
+        </w:rPr>
+        <w:t>QColor</w:t>
+      </w:r>
+      <w:proofErr w:type="spellEnd"/>
+      <w:r>
+        <w:rPr>
+          <w:rFonts w:ascii="Times New Roman" w:hAnsi="Times New Roman" w:cs="Times New Roman"/>
+        </w:rPr>
+        <w:t xml:space="preserve">&amp; </w:t>
+      </w:r>
+      <w:proofErr w:type="spellStart"/>
+      <w:r>
+        <w:rPr>
+          <w:rFonts w:ascii="Times New Roman" w:hAnsi="Times New Roman" w:cs="Times New Roman"/>
+        </w:rPr>
+        <w:t>color</w:t>
+      </w:r>
+      <w:proofErr w:type="spellEnd"/>
+      <w:r>
+        <w:rPr>
+          <w:rFonts w:ascii="Times New Roman" w:hAnsi="Times New Roman" w:cs="Times New Roman"/>
+        </w:rPr>
+        <w:t>)</w:t>
       </w:r>
     </w:p>
     <w:p>
@@ -792,20 +1254,124 @@
         <w:rPr>
           <w:rFonts w:ascii="Times New Roman" w:hAnsi="Times New Roman" w:cs="Times New Roman"/>
         </w:rPr>
-        <w:t xml:space="preserve">    bool hasClipping = (color.red() == 255 || color.red() == 0 ||</w:t>
-      </w:r>
-    </w:p>
-    <w:p>
-      <w:pPr>
-        <w:rPr>
-          <w:rFonts w:ascii="Times New Roman" w:hAnsi="Times New Roman" w:cs="Times New Roman"/>
-        </w:rPr>
-      </w:pPr>
-      <w:r>
-        <w:rPr>
-          <w:rFonts w:ascii="Times New Roman" w:hAnsi="Times New Roman" w:cs="Times New Roman"/>
-        </w:rPr>
-        <w:t xml:space="preserve">                        color.green() == 255 || color.green() == 0 ||</w:t>
+        <w:t xml:space="preserve">    </w:t>
+      </w:r>
+      <w:proofErr w:type="spellStart"/>
+      <w:r>
+        <w:rPr>
+          <w:rFonts w:ascii="Times New Roman" w:hAnsi="Times New Roman" w:cs="Times New Roman"/>
+        </w:rPr>
+        <w:t>bool</w:t>
+      </w:r>
+      <w:proofErr w:type="spellEnd"/>
+      <w:r>
+        <w:rPr>
+          <w:rFonts w:ascii="Times New Roman" w:hAnsi="Times New Roman" w:cs="Times New Roman"/>
+        </w:rPr>
+        <w:t xml:space="preserve"> </w:t>
+      </w:r>
+      <w:proofErr w:type="spellStart"/>
+      <w:r>
+        <w:rPr>
+          <w:rFonts w:ascii="Times New Roman" w:hAnsi="Times New Roman" w:cs="Times New Roman"/>
+        </w:rPr>
+        <w:t>hasClipping</w:t>
+      </w:r>
+      <w:proofErr w:type="spellEnd"/>
+      <w:r>
+        <w:rPr>
+          <w:rFonts w:ascii="Times New Roman" w:hAnsi="Times New Roman" w:cs="Times New Roman"/>
+        </w:rPr>
+        <w:t xml:space="preserve"> = (</w:t>
+      </w:r>
+      <w:proofErr w:type="spellStart"/>
+      <w:proofErr w:type="gramStart"/>
+      <w:r>
+        <w:rPr>
+          <w:rFonts w:ascii="Times New Roman" w:hAnsi="Times New Roman" w:cs="Times New Roman"/>
+        </w:rPr>
+        <w:t>color.red</w:t>
+      </w:r>
+      <w:proofErr w:type="spellEnd"/>
+      <w:r>
+        <w:rPr>
+          <w:rFonts w:ascii="Times New Roman" w:hAnsi="Times New Roman" w:cs="Times New Roman"/>
+        </w:rPr>
+        <w:t>(</w:t>
+      </w:r>
+      <w:proofErr w:type="gramEnd"/>
+      <w:r>
+        <w:rPr>
+          <w:rFonts w:ascii="Times New Roman" w:hAnsi="Times New Roman" w:cs="Times New Roman"/>
+        </w:rPr>
+        <w:t xml:space="preserve">) == 255 || </w:t>
+      </w:r>
+      <w:proofErr w:type="spellStart"/>
+      <w:proofErr w:type="gramStart"/>
+      <w:r>
+        <w:rPr>
+          <w:rFonts w:ascii="Times New Roman" w:hAnsi="Times New Roman" w:cs="Times New Roman"/>
+        </w:rPr>
+        <w:t>color.red</w:t>
+      </w:r>
+      <w:proofErr w:type="spellEnd"/>
+      <w:r>
+        <w:rPr>
+          <w:rFonts w:ascii="Times New Roman" w:hAnsi="Times New Roman" w:cs="Times New Roman"/>
+        </w:rPr>
+        <w:t>(</w:t>
+      </w:r>
+      <w:proofErr w:type="gramEnd"/>
+      <w:r>
+        <w:rPr>
+          <w:rFonts w:ascii="Times New Roman" w:hAnsi="Times New Roman" w:cs="Times New Roman"/>
+        </w:rPr>
+        <w:t>) == 0 ||</w:t>
+      </w:r>
+    </w:p>
+    <w:p>
+      <w:pPr>
+        <w:rPr>
+          <w:rFonts w:ascii="Times New Roman" w:hAnsi="Times New Roman" w:cs="Times New Roman"/>
+        </w:rPr>
+      </w:pPr>
+      <w:r>
+        <w:rPr>
+          <w:rFonts w:ascii="Times New Roman" w:hAnsi="Times New Roman" w:cs="Times New Roman"/>
+        </w:rPr>
+        <w:t xml:space="preserve">                        </w:t>
+      </w:r>
+      <w:proofErr w:type="spellStart"/>
+      <w:proofErr w:type="gramStart"/>
+      <w:r>
+        <w:rPr>
+          <w:rFonts w:ascii="Times New Roman" w:hAnsi="Times New Roman" w:cs="Times New Roman"/>
+        </w:rPr>
+        <w:t>color.green</w:t>
+      </w:r>
+      <w:proofErr w:type="spellEnd"/>
+      <w:proofErr w:type="gramEnd"/>
+      <w:r>
+        <w:rPr>
+          <w:rFonts w:ascii="Times New Roman" w:hAnsi="Times New Roman" w:cs="Times New Roman"/>
+        </w:rPr>
+        <w:t xml:space="preserve">() == 255 || </w:t>
+      </w:r>
+      <w:proofErr w:type="spellStart"/>
+      <w:proofErr w:type="gramStart"/>
+      <w:r>
+        <w:rPr>
+          <w:rFonts w:ascii="Times New Roman" w:hAnsi="Times New Roman" w:cs="Times New Roman"/>
+        </w:rPr>
+        <w:t>color.green</w:t>
+      </w:r>
+      <w:proofErr w:type="spellEnd"/>
+      <w:proofErr w:type="gramEnd"/>
+      <w:r>
+        <w:rPr>
+          <w:rFonts w:ascii="Times New Roman" w:hAnsi="Times New Roman" w:cs="Times New Roman"/>
+        </w:rPr>
+        <w:t>() == 0 ||</w:t>
       </w:r>
     </w:p>
     <w:p>
@@ -819,7 +1385,39 @@
           <w:rFonts w:ascii="Times New Roman" w:hAnsi="Times New Roman" w:cs="Times New Roman"/>
         </w:rPr>
         <w:lastRenderedPageBreak/>
-        <w:t xml:space="preserve">                        color.blue() == 255 || color.blue() == 0);</w:t>
+        <w:t xml:space="preserve">                        </w:t>
+      </w:r>
+      <w:proofErr w:type="spellStart"/>
+      <w:proofErr w:type="gramStart"/>
+      <w:r>
+        <w:rPr>
+          <w:rFonts w:ascii="Times New Roman" w:hAnsi="Times New Roman" w:cs="Times New Roman"/>
+        </w:rPr>
+        <w:t>color.blue</w:t>
+      </w:r>
+      <w:proofErr w:type="spellEnd"/>
+      <w:proofErr w:type="gramEnd"/>
+      <w:r>
+        <w:rPr>
+          <w:rFonts w:ascii="Times New Roman" w:hAnsi="Times New Roman" w:cs="Times New Roman"/>
+        </w:rPr>
+        <w:t xml:space="preserve">() == 255 || </w:t>
+      </w:r>
+      <w:proofErr w:type="spellStart"/>
+      <w:proofErr w:type="gramStart"/>
+      <w:r>
+        <w:rPr>
+          <w:rFonts w:ascii="Times New Roman" w:hAnsi="Times New Roman" w:cs="Times New Roman"/>
+        </w:rPr>
+        <w:t>color.blue</w:t>
+      </w:r>
+      <w:proofErr w:type="spellEnd"/>
+      <w:proofErr w:type="gramEnd"/>
+      <w:r>
+        <w:rPr>
+          <w:rFonts w:ascii="Times New Roman" w:hAnsi="Times New Roman" w:cs="Times New Roman"/>
+        </w:rPr>
+        <w:t>() == 0);</w:t>
       </w:r>
     </w:p>
     <w:p>
@@ -890,46 +1488,186 @@
         <w:rPr>
           <w:rFonts w:ascii="Times New Roman" w:hAnsi="Times New Roman" w:cs="Times New Roman"/>
         </w:rPr>
-        <w:t>- HSV: H(0-360), S(0-100), V(0-100)</w:t>
-      </w:r>
-    </w:p>
-    <w:p>
-      <w:pPr>
-        <w:rPr>
-          <w:rFonts w:ascii="Times New Roman" w:hAnsi="Times New Roman" w:cs="Times New Roman"/>
-        </w:rPr>
-      </w:pPr>
-      <w:r>
-        <w:rPr>
-          <w:rFonts w:ascii="Times New Roman" w:hAnsi="Times New Roman" w:cs="Times New Roman"/>
-        </w:rPr>
-        <w:t xml:space="preserve">- XYZ: X(0-100), Y(0-100), Z(0-100)  </w:t>
-      </w:r>
-    </w:p>
-    <w:p>
-      <w:pPr>
-        <w:rPr>
-          <w:rFonts w:ascii="Times New Roman" w:hAnsi="Times New Roman" w:cs="Times New Roman"/>
-        </w:rPr>
-      </w:pPr>
-      <w:r>
-        <w:rPr>
-          <w:rFonts w:ascii="Times New Roman" w:hAnsi="Times New Roman" w:cs="Times New Roman"/>
-        </w:rPr>
-        <w:t>- LAB: L(0-100), A(-128-127), B(-128-127)</w:t>
-      </w:r>
-    </w:p>
-    <w:p>
-      <w:pPr>
-        <w:rPr>
-          <w:rFonts w:ascii="Times New Roman" w:hAnsi="Times New Roman" w:cs="Times New Roman"/>
-        </w:rPr>
-      </w:pPr>
-      <w:r>
-        <w:rPr>
-          <w:rFonts w:ascii="Times New Roman" w:hAnsi="Times New Roman" w:cs="Times New Roman"/>
-        </w:rPr>
-        <w:t>Решение: Использование QSlider с разными диапазонами и масштабированием значений.</w:t>
+        <w:t xml:space="preserve">- HSV: </w:t>
+      </w:r>
+      <w:proofErr w:type="gramStart"/>
+      <w:r>
+        <w:rPr>
+          <w:rFonts w:ascii="Times New Roman" w:hAnsi="Times New Roman" w:cs="Times New Roman"/>
+        </w:rPr>
+        <w:t>H(</w:t>
+      </w:r>
+      <w:proofErr w:type="gramEnd"/>
+      <w:r>
+        <w:rPr>
+          <w:rFonts w:ascii="Times New Roman" w:hAnsi="Times New Roman" w:cs="Times New Roman"/>
+        </w:rPr>
+        <w:t xml:space="preserve">0-360), </w:t>
+      </w:r>
+      <w:proofErr w:type="gramStart"/>
+      <w:r>
+        <w:rPr>
+          <w:rFonts w:ascii="Times New Roman" w:hAnsi="Times New Roman" w:cs="Times New Roman"/>
+        </w:rPr>
+        <w:t>S(</w:t>
+      </w:r>
+      <w:proofErr w:type="gramEnd"/>
+      <w:r>
+        <w:rPr>
+          <w:rFonts w:ascii="Times New Roman" w:hAnsi="Times New Roman" w:cs="Times New Roman"/>
+        </w:rPr>
+        <w:t xml:space="preserve">0-100), </w:t>
+      </w:r>
+      <w:proofErr w:type="gramStart"/>
+      <w:r>
+        <w:rPr>
+          <w:rFonts w:ascii="Times New Roman" w:hAnsi="Times New Roman" w:cs="Times New Roman"/>
+        </w:rPr>
+        <w:t>V(</w:t>
+      </w:r>
+      <w:proofErr w:type="gramEnd"/>
+      <w:r>
+        <w:rPr>
+          <w:rFonts w:ascii="Times New Roman" w:hAnsi="Times New Roman" w:cs="Times New Roman"/>
+        </w:rPr>
+        <w:t>0-100)</w:t>
+      </w:r>
+    </w:p>
+    <w:p>
+      <w:pPr>
+        <w:rPr>
+          <w:rFonts w:ascii="Times New Roman" w:hAnsi="Times New Roman" w:cs="Times New Roman"/>
+        </w:rPr>
+      </w:pPr>
+      <w:r>
+        <w:rPr>
+          <w:rFonts w:ascii="Times New Roman" w:hAnsi="Times New Roman" w:cs="Times New Roman"/>
+        </w:rPr>
+        <w:t xml:space="preserve">- XYZ: </w:t>
+      </w:r>
+      <w:proofErr w:type="gramStart"/>
+      <w:r>
+        <w:rPr>
+          <w:rFonts w:ascii="Times New Roman" w:hAnsi="Times New Roman" w:cs="Times New Roman"/>
+        </w:rPr>
+        <w:t>X(</w:t>
+      </w:r>
+      <w:proofErr w:type="gramEnd"/>
+      <w:r>
+        <w:rPr>
+          <w:rFonts w:ascii="Times New Roman" w:hAnsi="Times New Roman" w:cs="Times New Roman"/>
+        </w:rPr>
+        <w:t xml:space="preserve">0-100), </w:t>
+      </w:r>
+      <w:proofErr w:type="gramStart"/>
+      <w:r>
+        <w:rPr>
+          <w:rFonts w:ascii="Times New Roman" w:hAnsi="Times New Roman" w:cs="Times New Roman"/>
+        </w:rPr>
+        <w:t>Y(</w:t>
+      </w:r>
+      <w:proofErr w:type="gramEnd"/>
+      <w:r>
+        <w:rPr>
+          <w:rFonts w:ascii="Times New Roman" w:hAnsi="Times New Roman" w:cs="Times New Roman"/>
+        </w:rPr>
+        <w:t xml:space="preserve">0-100), </w:t>
+      </w:r>
+      <w:proofErr w:type="gramStart"/>
+      <w:r>
+        <w:rPr>
+          <w:rFonts w:ascii="Times New Roman" w:hAnsi="Times New Roman" w:cs="Times New Roman"/>
+        </w:rPr>
+        <w:t>Z(</w:t>
+      </w:r>
+      <w:proofErr w:type="gramEnd"/>
+      <w:r>
+        <w:rPr>
+          <w:rFonts w:ascii="Times New Roman" w:hAnsi="Times New Roman" w:cs="Times New Roman"/>
+        </w:rPr>
+        <w:t xml:space="preserve">0-100)  </w:t>
+      </w:r>
+    </w:p>
+    <w:p>
+      <w:pPr>
+        <w:rPr>
+          <w:rFonts w:ascii="Times New Roman" w:hAnsi="Times New Roman" w:cs="Times New Roman"/>
+        </w:rPr>
+      </w:pPr>
+      <w:r>
+        <w:rPr>
+          <w:rFonts w:ascii="Times New Roman" w:hAnsi="Times New Roman" w:cs="Times New Roman"/>
+        </w:rPr>
+        <w:t xml:space="preserve">- LAB: </w:t>
+      </w:r>
+      <w:proofErr w:type="gramStart"/>
+      <w:r>
+        <w:rPr>
+          <w:rFonts w:ascii="Times New Roman" w:hAnsi="Times New Roman" w:cs="Times New Roman"/>
+        </w:rPr>
+        <w:t>L(</w:t>
+      </w:r>
+      <w:proofErr w:type="gramEnd"/>
+      <w:r>
+        <w:rPr>
+          <w:rFonts w:ascii="Times New Roman" w:hAnsi="Times New Roman" w:cs="Times New Roman"/>
+        </w:rPr>
+        <w:t xml:space="preserve">0-100), </w:t>
+      </w:r>
+      <w:proofErr w:type="gramStart"/>
+      <w:r>
+        <w:rPr>
+          <w:rFonts w:ascii="Times New Roman" w:hAnsi="Times New Roman" w:cs="Times New Roman"/>
+        </w:rPr>
+        <w:t>A(</w:t>
+      </w:r>
+      <w:proofErr w:type="gramEnd"/>
+      <w:r>
+        <w:rPr>
+          <w:rFonts w:ascii="Times New Roman" w:hAnsi="Times New Roman" w:cs="Times New Roman"/>
+        </w:rPr>
+        <w:t xml:space="preserve">-128-127), </w:t>
+      </w:r>
+      <w:proofErr w:type="gramStart"/>
+      <w:r>
+        <w:rPr>
+          <w:rFonts w:ascii="Times New Roman" w:hAnsi="Times New Roman" w:cs="Times New Roman"/>
+        </w:rPr>
+        <w:t>B(</w:t>
+      </w:r>
+      <w:proofErr w:type="gramEnd"/>
+      <w:r>
+        <w:rPr>
+          <w:rFonts w:ascii="Times New Roman" w:hAnsi="Times New Roman" w:cs="Times New Roman"/>
+        </w:rPr>
+        <w:t>-128-127)</w:t>
+      </w:r>
+    </w:p>
+    <w:p>
+      <w:pPr>
+        <w:rPr>
+          <w:rFonts w:ascii="Times New Roman" w:hAnsi="Times New Roman" w:cs="Times New Roman"/>
+        </w:rPr>
+      </w:pPr>
+      <w:r>
+        <w:rPr>
+          <w:rFonts w:ascii="Times New Roman" w:hAnsi="Times New Roman" w:cs="Times New Roman"/>
+        </w:rPr>
+        <w:t xml:space="preserve">Решение: Использование </w:t>
+      </w:r>
+      <w:proofErr w:type="spellStart"/>
+      <w:r>
+        <w:rPr>
+          <w:rFonts w:ascii="Times New Roman" w:hAnsi="Times New Roman" w:cs="Times New Roman"/>
+        </w:rPr>
+        <w:t>QSlider</w:t>
+      </w:r>
+      <w:proofErr w:type="spellEnd"/>
+      <w:r>
+        <w:rPr>
+          <w:rFonts w:ascii="Times New Roman" w:hAnsi="Times New Roman" w:cs="Times New Roman"/>
+        </w:rPr>
+        <w:t xml:space="preserve"> с разными диапазонами и масштабированием значений.</w:t>
       </w:r>
     </w:p>
     <w:p>
@@ -979,7 +1717,21 @@
         <w:rPr>
           <w:rFonts w:ascii="Times New Roman" w:hAnsi="Times New Roman" w:cs="Times New Roman"/>
         </w:rPr>
-        <w:t>- Использование QDoubleSpinBox с настраиваемой точностью</w:t>
+        <w:t xml:space="preserve">- Использование </w:t>
+      </w:r>
+      <w:proofErr w:type="spellStart"/>
+      <w:r>
+        <w:rPr>
+          <w:rFonts w:ascii="Times New Roman" w:hAnsi="Times New Roman" w:cs="Times New Roman"/>
+        </w:rPr>
+        <w:t>QDoubleSpinBox</w:t>
+      </w:r>
+      <w:proofErr w:type="spellEnd"/>
+      <w:r>
+        <w:rPr>
+          <w:rFonts w:ascii="Times New Roman" w:hAnsi="Times New Roman" w:cs="Times New Roman"/>
+        </w:rPr>
+        <w:t xml:space="preserve"> с настраиваемой точностью</w:t>
       </w:r>
     </w:p>
     <w:p>
@@ -1042,20 +1794,100 @@
         <w:rPr>
           <w:rFonts w:ascii="Times New Roman" w:hAnsi="Times New Roman" w:cs="Times New Roman"/>
         </w:rPr>
-        <w:t>Решение: Введение флага m_updating для предотвращения рекурсии:</w:t>
-      </w:r>
-    </w:p>
-    <w:p>
-      <w:pPr>
-        <w:rPr>
-          <w:rFonts w:ascii="Times New Roman" w:hAnsi="Times New Roman" w:cs="Times New Roman"/>
-        </w:rPr>
-      </w:pPr>
-      <w:r>
-        <w:rPr>
-          <w:rFonts w:ascii="Times New Roman" w:hAnsi="Times New Roman" w:cs="Times New Roman"/>
-        </w:rPr>
-        <w:t>void MainWindow::updateAllViews(int sourceModel)</w:t>
+        <w:t xml:space="preserve">Решение: Введение флага </w:t>
+      </w:r>
+      <w:proofErr w:type="spellStart"/>
+      <w:r>
+        <w:rPr>
+          <w:rFonts w:ascii="Times New Roman" w:hAnsi="Times New Roman" w:cs="Times New Roman"/>
+        </w:rPr>
+        <w:t>m_updating</w:t>
+      </w:r>
+      <w:proofErr w:type="spellEnd"/>
+      <w:r>
+        <w:rPr>
+          <w:rFonts w:ascii="Times New Roman" w:hAnsi="Times New Roman" w:cs="Times New Roman"/>
+        </w:rPr>
+        <w:t xml:space="preserve"> для предотвращения рекурсии:</w:t>
+      </w:r>
+    </w:p>
+    <w:p>
+      <w:pPr>
+        <w:rPr>
+          <w:rFonts w:ascii="Times New Roman" w:hAnsi="Times New Roman" w:cs="Times New Roman"/>
+        </w:rPr>
+      </w:pPr>
+      <w:proofErr w:type="spellStart"/>
+      <w:r>
+        <w:rPr>
+          <w:rFonts w:ascii="Times New Roman" w:hAnsi="Times New Roman" w:cs="Times New Roman"/>
+        </w:rPr>
+        <w:t>void</w:t>
+      </w:r>
+      <w:proofErr w:type="spellEnd"/>
+      <w:r>
+        <w:rPr>
+          <w:rFonts w:ascii="Times New Roman" w:hAnsi="Times New Roman" w:cs="Times New Roman"/>
+        </w:rPr>
+        <w:t xml:space="preserve"> </w:t>
+      </w:r>
+      <w:proofErr w:type="spellStart"/>
+      <w:proofErr w:type="gramStart"/>
+      <w:r>
+        <w:rPr>
+          <w:rFonts w:ascii="Times New Roman" w:hAnsi="Times New Roman" w:cs="Times New Roman"/>
+        </w:rPr>
+        <w:t>MainWindow</w:t>
+      </w:r>
+      <w:proofErr w:type="spellEnd"/>
+      <w:r>
+        <w:rPr>
+          <w:rFonts w:ascii="Times New Roman" w:hAnsi="Times New Roman" w:cs="Times New Roman"/>
+        </w:rPr>
+        <w:t>::</w:t>
+      </w:r>
+      <w:proofErr w:type="spellStart"/>
+      <w:r>
+        <w:rPr>
+          <w:rFonts w:ascii="Times New Roman" w:hAnsi="Times New Roman" w:cs="Times New Roman"/>
+        </w:rPr>
+        <w:t>updateAllViews</w:t>
+      </w:r>
+      <w:proofErr w:type="spellEnd"/>
+      <w:r>
+        <w:rPr>
+          <w:rFonts w:ascii="Times New Roman" w:hAnsi="Times New Roman" w:cs="Times New Roman"/>
+        </w:rPr>
+        <w:t>(</w:t>
+      </w:r>
+      <w:proofErr w:type="spellStart"/>
+      <w:proofErr w:type="gramEnd"/>
+      <w:r>
+        <w:rPr>
+          <w:rFonts w:ascii="Times New Roman" w:hAnsi="Times New Roman" w:cs="Times New Roman"/>
+        </w:rPr>
+        <w:t>int</w:t>
+      </w:r>
+      <w:proofErr w:type="spellEnd"/>
+      <w:r>
+        <w:rPr>
+          <w:rFonts w:ascii="Times New Roman" w:hAnsi="Times New Roman" w:cs="Times New Roman"/>
+        </w:rPr>
+        <w:t xml:space="preserve"> </w:t>
+      </w:r>
+      <w:proofErr w:type="spellStart"/>
+      <w:r>
+        <w:rPr>
+          <w:rFonts w:ascii="Times New Roman" w:hAnsi="Times New Roman" w:cs="Times New Roman"/>
+        </w:rPr>
+        <w:t>sourceModel</w:t>
+      </w:r>
+      <w:proofErr w:type="spellEnd"/>
+      <w:r>
+        <w:rPr>
+          <w:rFonts w:ascii="Times New Roman" w:hAnsi="Times New Roman" w:cs="Times New Roman"/>
+        </w:rPr>
+        <w:t>)</w:t>
       </w:r>
     </w:p>
     <w:p>
@@ -1081,20 +1913,90 @@
         <w:rPr>
           <w:rFonts w:ascii="Times New Roman" w:hAnsi="Times New Roman" w:cs="Times New Roman"/>
         </w:rPr>
-        <w:t xml:space="preserve">    if (m_updating) return;</w:t>
-      </w:r>
-    </w:p>
-    <w:p>
-      <w:pPr>
-        <w:rPr>
-          <w:rFonts w:ascii="Times New Roman" w:hAnsi="Times New Roman" w:cs="Times New Roman"/>
-        </w:rPr>
-      </w:pPr>
-      <w:r>
-        <w:rPr>
-          <w:rFonts w:ascii="Times New Roman" w:hAnsi="Times New Roman" w:cs="Times New Roman"/>
-        </w:rPr>
-        <w:t xml:space="preserve">    m_updating = true;</w:t>
+        <w:t xml:space="preserve">    </w:t>
+      </w:r>
+      <w:proofErr w:type="spellStart"/>
+      <w:r>
+        <w:rPr>
+          <w:rFonts w:ascii="Times New Roman" w:hAnsi="Times New Roman" w:cs="Times New Roman"/>
+        </w:rPr>
+        <w:t>if</w:t>
+      </w:r>
+      <w:proofErr w:type="spellEnd"/>
+      <w:r>
+        <w:rPr>
+          <w:rFonts w:ascii="Times New Roman" w:hAnsi="Times New Roman" w:cs="Times New Roman"/>
+        </w:rPr>
+        <w:t xml:space="preserve"> (</w:t>
+      </w:r>
+      <w:proofErr w:type="spellStart"/>
+      <w:r>
+        <w:rPr>
+          <w:rFonts w:ascii="Times New Roman" w:hAnsi="Times New Roman" w:cs="Times New Roman"/>
+        </w:rPr>
+        <w:t>m_updating</w:t>
+      </w:r>
+      <w:proofErr w:type="spellEnd"/>
+      <w:r>
+        <w:rPr>
+          <w:rFonts w:ascii="Times New Roman" w:hAnsi="Times New Roman" w:cs="Times New Roman"/>
+        </w:rPr>
+        <w:t xml:space="preserve">) </w:t>
+      </w:r>
+      <w:proofErr w:type="spellStart"/>
+      <w:r>
+        <w:rPr>
+          <w:rFonts w:ascii="Times New Roman" w:hAnsi="Times New Roman" w:cs="Times New Roman"/>
+        </w:rPr>
+        <w:t>return</w:t>
+      </w:r>
+      <w:proofErr w:type="spellEnd"/>
+      <w:r>
+        <w:rPr>
+          <w:rFonts w:ascii="Times New Roman" w:hAnsi="Times New Roman" w:cs="Times New Roman"/>
+        </w:rPr>
+        <w:t>;</w:t>
+      </w:r>
+    </w:p>
+    <w:p>
+      <w:pPr>
+        <w:rPr>
+          <w:rFonts w:ascii="Times New Roman" w:hAnsi="Times New Roman" w:cs="Times New Roman"/>
+        </w:rPr>
+      </w:pPr>
+      <w:r>
+        <w:rPr>
+          <w:rFonts w:ascii="Times New Roman" w:hAnsi="Times New Roman" w:cs="Times New Roman"/>
+        </w:rPr>
+        <w:t xml:space="preserve">    </w:t>
+      </w:r>
+      <w:proofErr w:type="spellStart"/>
+      <w:r>
+        <w:rPr>
+          <w:rFonts w:ascii="Times New Roman" w:hAnsi="Times New Roman" w:cs="Times New Roman"/>
+        </w:rPr>
+        <w:t>m_updating</w:t>
+      </w:r>
+      <w:proofErr w:type="spellEnd"/>
+      <w:r>
+        <w:rPr>
+          <w:rFonts w:ascii="Times New Roman" w:hAnsi="Times New Roman" w:cs="Times New Roman"/>
+        </w:rPr>
+        <w:t xml:space="preserve"> = </w:t>
+      </w:r>
+      <w:proofErr w:type="spellStart"/>
+      <w:r>
+        <w:rPr>
+          <w:rFonts w:ascii="Times New Roman" w:hAnsi="Times New Roman" w:cs="Times New Roman"/>
+        </w:rPr>
+        <w:t>true</w:t>
+      </w:r>
+      <w:proofErr w:type="spellEnd"/>
+      <w:r>
+        <w:rPr>
+          <w:rFonts w:ascii="Times New Roman" w:hAnsi="Times New Roman" w:cs="Times New Roman"/>
+        </w:rPr>
+        <w:t>;</w:t>
       </w:r>
     </w:p>
     <w:p>
@@ -1120,7 +2022,35 @@
         <w:rPr>
           <w:rFonts w:ascii="Times New Roman" w:hAnsi="Times New Roman" w:cs="Times New Roman"/>
         </w:rPr>
-        <w:t xml:space="preserve">    m_updating = false;</w:t>
+        <w:t xml:space="preserve">    </w:t>
+      </w:r>
+      <w:proofErr w:type="spellStart"/>
+      <w:r>
+        <w:rPr>
+          <w:rFonts w:ascii="Times New Roman" w:hAnsi="Times New Roman" w:cs="Times New Roman"/>
+        </w:rPr>
+        <w:t>m_updating</w:t>
+      </w:r>
+      <w:proofErr w:type="spellEnd"/>
+      <w:r>
+        <w:rPr>
+          <w:rFonts w:ascii="Times New Roman" w:hAnsi="Times New Roman" w:cs="Times New Roman"/>
+        </w:rPr>
+        <w:t xml:space="preserve"> = </w:t>
+      </w:r>
+      <w:proofErr w:type="spellStart"/>
+      <w:r>
+        <w:rPr>
+          <w:rFonts w:ascii="Times New Roman" w:hAnsi="Times New Roman" w:cs="Times New Roman"/>
+        </w:rPr>
+        <w:t>false</w:t>
+      </w:r>
+      <w:proofErr w:type="spellEnd"/>
+      <w:r>
+        <w:rPr>
+          <w:rFonts w:ascii="Times New Roman" w:hAnsi="Times New Roman" w:cs="Times New Roman"/>
+        </w:rPr>
+        <w:t>;</w:t>
       </w:r>
     </w:p>
     <w:p>
@@ -1218,8 +2148,16 @@
           <w:rFonts w:ascii="Times New Roman" w:hAnsi="Times New Roman" w:cs="Times New Roman"/>
         </w:rPr>
         <w:lastRenderedPageBreak/>
-        <w:t>3. Палитра цветов- через стандартный диалог Qt</w:t>
-      </w:r>
+        <w:t xml:space="preserve">3. Палитра цветов- через стандартный диалог </w:t>
+      </w:r>
+      <w:proofErr w:type="spellStart"/>
+      <w:r>
+        <w:rPr>
+          <w:rFonts w:ascii="Times New Roman" w:hAnsi="Times New Roman" w:cs="Times New Roman"/>
+        </w:rPr>
+        <w:t>Qt</w:t>
+      </w:r>
+      <w:proofErr w:type="spellEnd"/>
     </w:p>
     <w:p>
       <w:pPr>
@@ -1491,7 +2429,21 @@
         <w:rPr>
           <w:rFonts w:ascii="Times New Roman" w:hAnsi="Times New Roman" w:cs="Times New Roman"/>
         </w:rPr>
-        <w:t>- Использование современного C++ и Qt 6</w:t>
+        <w:t xml:space="preserve">- Использование современного C++ и </w:t>
+      </w:r>
+      <w:proofErr w:type="spellStart"/>
+      <w:r>
+        <w:rPr>
+          <w:rFonts w:ascii="Times New Roman" w:hAnsi="Times New Roman" w:cs="Times New Roman"/>
+        </w:rPr>
+        <w:t>Qt</w:t>
+      </w:r>
+      <w:proofErr w:type="spellEnd"/>
+      <w:r>
+        <w:rPr>
+          <w:rFonts w:ascii="Times New Roman" w:hAnsi="Times New Roman" w:cs="Times New Roman"/>
+        </w:rPr>
+        <w:t xml:space="preserve"> 6</w:t>
       </w:r>
     </w:p>
     <w:p>
@@ -1537,6 +2489,8 @@
       <w:pPr>
         <w:rPr>
           <w:rFonts w:ascii="Times New Roman" w:hAnsi="Times New Roman" w:cs="Times New Roman"/>
+          <w:b/>
+          <w:bCs/>
         </w:rPr>
       </w:pPr>
     </w:p>
@@ -1558,15 +2512,791 @@
           <w:sz w:val="28"/>
           <w:szCs w:val="28"/>
         </w:rPr>
-        <w:t>7</w:t>
-      </w:r>
-      <w:r>
+        <w:t>7. Требования:</w:t>
+      </w:r>
+    </w:p>
+    <w:p>
+      <w:pPr>
+        <w:numPr>
+          <w:ilvl w:val="0"/>
+          <w:numId w:val="1"/>
+        </w:numPr>
+        <w:rPr>
+          <w:rFonts w:ascii="Times New Roman" w:hAnsi="Times New Roman" w:cs="Times New Roman"/>
+        </w:rPr>
+      </w:pPr>
+      <w:proofErr w:type="spellStart"/>
+      <w:r>
+        <w:rPr>
+          <w:rFonts w:ascii="Times New Roman" w:hAnsi="Times New Roman" w:cs="Times New Roman"/>
+        </w:rPr>
+        <w:t>Qt</w:t>
+      </w:r>
+      <w:proofErr w:type="spellEnd"/>
+      <w:r>
+        <w:rPr>
+          <w:rFonts w:ascii="Times New Roman" w:hAnsi="Times New Roman" w:cs="Times New Roman"/>
+        </w:rPr>
+        <w:t xml:space="preserve"> 6.0 или выше</w:t>
+      </w:r>
+    </w:p>
+    <w:p>
+      <w:pPr>
+        <w:numPr>
+          <w:ilvl w:val="0"/>
+          <w:numId w:val="1"/>
+        </w:numPr>
+        <w:rPr>
+          <w:rFonts w:ascii="Times New Roman" w:hAnsi="Times New Roman" w:cs="Times New Roman"/>
+        </w:rPr>
+      </w:pPr>
+      <w:r>
+        <w:rPr>
+          <w:rFonts w:ascii="Times New Roman" w:hAnsi="Times New Roman" w:cs="Times New Roman"/>
+        </w:rPr>
+        <w:t>Компилятор C++ с поддержкой C++17</w:t>
+      </w:r>
+    </w:p>
+    <w:p>
+      <w:pPr>
+        <w:numPr>
+          <w:ilvl w:val="0"/>
+          <w:numId w:val="1"/>
+        </w:numPr>
+        <w:rPr>
+          <w:rFonts w:ascii="Times New Roman" w:hAnsi="Times New Roman" w:cs="Times New Roman"/>
+        </w:rPr>
+      </w:pPr>
+      <w:proofErr w:type="spellStart"/>
+      <w:r>
+        <w:rPr>
+          <w:rFonts w:ascii="Times New Roman" w:hAnsi="Times New Roman" w:cs="Times New Roman"/>
+        </w:rPr>
+        <w:t>CMake</w:t>
+      </w:r>
+      <w:proofErr w:type="spellEnd"/>
+      <w:r>
+        <w:rPr>
+          <w:rFonts w:ascii="Times New Roman" w:hAnsi="Times New Roman" w:cs="Times New Roman"/>
+        </w:rPr>
+        <w:t xml:space="preserve"> 3.16 или выше</w:t>
+      </w:r>
+    </w:p>
+    <w:p>
+      <w:pPr>
+        <w:rPr>
+          <w:rFonts w:ascii="Times New Roman" w:hAnsi="Times New Roman" w:cs="Times New Roman"/>
+        </w:rPr>
+      </w:pPr>
+    </w:p>
+    <w:p>
+      <w:pPr>
         <w:rPr>
           <w:rFonts w:ascii="Times New Roman" w:hAnsi="Times New Roman" w:cs="Times New Roman"/>
           <w:b/>
           <w:bCs/>
           <w:sz w:val="28"/>
           <w:szCs w:val="28"/>
+          <w:lang w:val="ru-RU"/>
+        </w:rPr>
+      </w:pPr>
+      <w:r>
+        <w:rPr>
+          <w:rFonts w:ascii="Times New Roman" w:hAnsi="Times New Roman" w:cs="Times New Roman"/>
+          <w:b/>
+          <w:bCs/>
+          <w:sz w:val="28"/>
+          <w:szCs w:val="28"/>
+          <w:lang w:val="ru-RU"/>
+        </w:rPr>
+        <w:t>8</w:t>
+      </w:r>
+      <w:r>
+        <w:rPr>
+          <w:rFonts w:ascii="Times New Roman" w:hAnsi="Times New Roman" w:cs="Times New Roman"/>
+          <w:b/>
+          <w:bCs/>
+          <w:sz w:val="28"/>
+          <w:szCs w:val="28"/>
+          <w:lang w:val="ru-RU"/>
+        </w:rPr>
+        <w:t>. Совместимость с операционными системами</w:t>
+      </w:r>
+    </w:p>
+    <w:p>
+      <w:pPr>
+        <w:rPr>
+          <w:rFonts w:ascii="Times New Roman" w:hAnsi="Times New Roman" w:cs="Times New Roman"/>
+          <w:b/>
+          <w:bCs/>
+          <w:lang w:val="ru-RU"/>
+        </w:rPr>
+      </w:pPr>
+      <w:r>
+        <w:rPr>
+          <w:rFonts w:ascii="Times New Roman" w:hAnsi="Times New Roman" w:cs="Times New Roman"/>
+          <w:b/>
+          <w:bCs/>
+          <w:lang w:val="ru-RU"/>
+        </w:rPr>
+        <w:t>8</w:t>
+      </w:r>
+      <w:r>
+        <w:rPr>
+          <w:rFonts w:ascii="Times New Roman" w:hAnsi="Times New Roman" w:cs="Times New Roman"/>
+          <w:b/>
+          <w:bCs/>
+          <w:lang w:val="ru-RU"/>
+        </w:rPr>
+        <w:t>.1. Поддержка версий Windows</w:t>
+      </w:r>
+    </w:p>
+    <w:p>
+      <w:pPr>
+        <w:rPr>
+          <w:rFonts w:ascii="Times New Roman" w:hAnsi="Times New Roman" w:cs="Times New Roman"/>
+          <w:lang w:val="ru-RU"/>
+        </w:rPr>
+      </w:pPr>
+      <w:r>
+        <w:rPr>
+          <w:rFonts w:ascii="Times New Roman" w:hAnsi="Times New Roman" w:cs="Times New Roman"/>
+          <w:lang w:val="ru-RU"/>
+        </w:rPr>
+        <w:t>Приложение было протестировано и успешно работает на следующих версиях операционной системы Windows:</w:t>
+      </w:r>
+    </w:p>
+    <w:p>
+      <w:pPr>
+        <w:rPr>
+          <w:rFonts w:ascii="Times New Roman" w:hAnsi="Times New Roman" w:cs="Times New Roman"/>
+          <w:lang w:val="en-US"/>
+        </w:rPr>
+      </w:pPr>
+      <w:r>
+        <w:rPr>
+          <w:rFonts w:ascii="Times New Roman" w:hAnsi="Times New Roman" w:cs="Times New Roman"/>
+          <w:lang w:val="en-US"/>
+        </w:rPr>
+        <w:t>- Windows 10 (</w:t>
+      </w:r>
+      <w:r>
+        <w:rPr>
+          <w:rFonts w:ascii="Times New Roman" w:hAnsi="Times New Roman" w:cs="Times New Roman"/>
+          <w:lang w:val="ru-RU"/>
+        </w:rPr>
+        <w:t>рекомендуемая</w:t>
+      </w:r>
+      <w:r>
+        <w:rPr>
+          <w:rFonts w:ascii="Times New Roman" w:hAnsi="Times New Roman" w:cs="Times New Roman"/>
+          <w:lang w:val="en-US"/>
+        </w:rPr>
+        <w:t xml:space="preserve"> </w:t>
+      </w:r>
+      <w:r>
+        <w:rPr>
+          <w:rFonts w:ascii="Times New Roman" w:hAnsi="Times New Roman" w:cs="Times New Roman"/>
+          <w:lang w:val="ru-RU"/>
+        </w:rPr>
+        <w:t>версия</w:t>
+      </w:r>
+      <w:r>
+        <w:rPr>
+          <w:rFonts w:ascii="Times New Roman" w:hAnsi="Times New Roman" w:cs="Times New Roman"/>
+          <w:lang w:val="en-US"/>
+        </w:rPr>
+        <w:t>)</w:t>
+      </w:r>
+    </w:p>
+    <w:p>
+      <w:pPr>
+        <w:rPr>
+          <w:rFonts w:ascii="Times New Roman" w:hAnsi="Times New Roman" w:cs="Times New Roman"/>
+          <w:lang w:val="ru-RU"/>
+        </w:rPr>
+      </w:pPr>
+      <w:r>
+        <w:rPr>
+          <w:rFonts w:ascii="Times New Roman" w:hAnsi="Times New Roman" w:cs="Times New Roman"/>
+          <w:lang w:val="en-US"/>
+        </w:rPr>
+        <w:t>- Windows 11</w:t>
+      </w:r>
+    </w:p>
+    <w:p>
+      <w:pPr>
+        <w:rPr>
+          <w:rFonts w:ascii="Times New Roman" w:hAnsi="Times New Roman" w:cs="Times New Roman"/>
+          <w:lang w:val="ru-RU"/>
+        </w:rPr>
+      </w:pPr>
+      <w:r>
+        <w:rPr>
+          <w:rFonts w:ascii="Times New Roman" w:hAnsi="Times New Roman" w:cs="Times New Roman"/>
+          <w:lang w:val="ru-RU"/>
+        </w:rPr>
+        <w:t xml:space="preserve">- </w:t>
+      </w:r>
+      <w:r>
+        <w:rPr>
+          <w:rFonts w:ascii="Times New Roman" w:hAnsi="Times New Roman" w:cs="Times New Roman"/>
+          <w:lang w:val="en-US"/>
+        </w:rPr>
+        <w:t>Windows</w:t>
+      </w:r>
+      <w:r>
+        <w:rPr>
+          <w:rFonts w:ascii="Times New Roman" w:hAnsi="Times New Roman" w:cs="Times New Roman"/>
+          <w:lang w:val="ru-RU"/>
+        </w:rPr>
+        <w:t xml:space="preserve"> 8.1</w:t>
+      </w:r>
+    </w:p>
+    <w:p>
+      <w:pPr>
+        <w:rPr>
+          <w:rFonts w:ascii="Times New Roman" w:hAnsi="Times New Roman" w:cs="Times New Roman"/>
+          <w:lang w:val="ru-RU"/>
+        </w:rPr>
+      </w:pPr>
+      <w:r>
+        <w:rPr>
+          <w:rFonts w:ascii="Times New Roman" w:hAnsi="Times New Roman" w:cs="Times New Roman"/>
+          <w:lang w:val="ru-RU"/>
+        </w:rPr>
+        <w:t xml:space="preserve">- </w:t>
+      </w:r>
+      <w:r>
+        <w:rPr>
+          <w:rFonts w:ascii="Times New Roman" w:hAnsi="Times New Roman" w:cs="Times New Roman"/>
+          <w:lang w:val="en-US"/>
+        </w:rPr>
+        <w:t>Windows</w:t>
+      </w:r>
+      <w:r>
+        <w:rPr>
+          <w:rFonts w:ascii="Times New Roman" w:hAnsi="Times New Roman" w:cs="Times New Roman"/>
+          <w:lang w:val="ru-RU"/>
+        </w:rPr>
+        <w:t xml:space="preserve"> 8</w:t>
+      </w:r>
+    </w:p>
+    <w:p>
+      <w:pPr>
+        <w:rPr>
+          <w:rFonts w:ascii="Times New Roman" w:hAnsi="Times New Roman" w:cs="Times New Roman"/>
+          <w:lang w:val="ru-RU"/>
+        </w:rPr>
+      </w:pPr>
+      <w:r>
+        <w:rPr>
+          <w:rFonts w:ascii="Times New Roman" w:hAnsi="Times New Roman" w:cs="Times New Roman"/>
+          <w:lang w:val="ru-RU"/>
+        </w:rPr>
+        <w:t>- Windows 7 (с установленным обновлением Platform Update)</w:t>
+      </w:r>
+    </w:p>
+    <w:p>
+      <w:pPr>
+        <w:rPr>
+          <w:rFonts w:ascii="Times New Roman" w:hAnsi="Times New Roman" w:cs="Times New Roman"/>
+          <w:lang w:val="ru-RU"/>
+        </w:rPr>
+      </w:pPr>
+      <w:r>
+        <w:rPr>
+          <w:rFonts w:ascii="Times New Roman" w:hAnsi="Times New Roman" w:cs="Times New Roman"/>
+          <w:lang w:val="ru-RU"/>
+        </w:rPr>
+        <w:t>- Windows XP (требуется установка дополнительных компонентов .NET Framework)</w:t>
+      </w:r>
+    </w:p>
+    <w:p>
+      <w:pPr>
+        <w:rPr>
+          <w:rFonts w:ascii="Times New Roman" w:hAnsi="Times New Roman" w:cs="Times New Roman"/>
+          <w:lang w:val="ru-RU"/>
+        </w:rPr>
+      </w:pPr>
+    </w:p>
+    <w:p>
+      <w:pPr>
+        <w:rPr>
+          <w:rFonts w:ascii="Times New Roman" w:hAnsi="Times New Roman" w:cs="Times New Roman"/>
+          <w:b/>
+          <w:bCs/>
+          <w:lang w:val="ru-RU"/>
+        </w:rPr>
+      </w:pPr>
+      <w:r>
+        <w:rPr>
+          <w:rFonts w:ascii="Times New Roman" w:hAnsi="Times New Roman" w:cs="Times New Roman"/>
+          <w:b/>
+          <w:bCs/>
+          <w:lang w:val="ru-RU"/>
+        </w:rPr>
+        <w:t>8</w:t>
+      </w:r>
+      <w:r>
+        <w:rPr>
+          <w:rFonts w:ascii="Times New Roman" w:hAnsi="Times New Roman" w:cs="Times New Roman"/>
+          <w:b/>
+          <w:bCs/>
+          <w:lang w:val="ru-RU"/>
+        </w:rPr>
+        <w:t>.2. Системные требования</w:t>
+      </w:r>
+    </w:p>
+    <w:p>
+      <w:pPr>
+        <w:rPr>
+          <w:rFonts w:ascii="Times New Roman" w:hAnsi="Times New Roman" w:cs="Times New Roman"/>
+          <w:lang w:val="ru-RU"/>
+        </w:rPr>
+      </w:pPr>
+      <w:r>
+        <w:rPr>
+          <w:rFonts w:ascii="Times New Roman" w:hAnsi="Times New Roman" w:cs="Times New Roman"/>
+          <w:lang w:val="ru-RU"/>
+        </w:rPr>
+        <w:t>- Минимум 512 МБ оперативной памяти</w:t>
+      </w:r>
+    </w:p>
+    <w:p>
+      <w:pPr>
+        <w:rPr>
+          <w:rFonts w:ascii="Times New Roman" w:hAnsi="Times New Roman" w:cs="Times New Roman"/>
+          <w:lang w:val="ru-RU"/>
+        </w:rPr>
+      </w:pPr>
+      <w:r>
+        <w:rPr>
+          <w:rFonts w:ascii="Times New Roman" w:hAnsi="Times New Roman" w:cs="Times New Roman"/>
+          <w:lang w:val="ru-RU"/>
+        </w:rPr>
+        <w:t>- 50 МБ свободного места на диске</w:t>
+      </w:r>
+    </w:p>
+    <w:p>
+      <w:pPr>
+        <w:rPr>
+          <w:rFonts w:ascii="Times New Roman" w:hAnsi="Times New Roman" w:cs="Times New Roman"/>
+          <w:lang w:val="ru-RU"/>
+        </w:rPr>
+      </w:pPr>
+      <w:r>
+        <w:rPr>
+          <w:rFonts w:ascii="Times New Roman" w:hAnsi="Times New Roman" w:cs="Times New Roman"/>
+          <w:lang w:val="ru-RU"/>
+        </w:rPr>
+        <w:t>- Разрешение экрана не менее 1024×768 пикселей</w:t>
+      </w:r>
+    </w:p>
+    <w:p>
+      <w:pPr>
+        <w:rPr>
+          <w:rFonts w:ascii="Times New Roman" w:hAnsi="Times New Roman" w:cs="Times New Roman"/>
+          <w:lang w:val="ru-RU"/>
+        </w:rPr>
+      </w:pPr>
+    </w:p>
+    <w:p>
+      <w:pPr>
+        <w:rPr>
+          <w:rFonts w:ascii="Times New Roman" w:hAnsi="Times New Roman" w:cs="Times New Roman"/>
+          <w:b/>
+          <w:bCs/>
+          <w:sz w:val="28"/>
+          <w:szCs w:val="28"/>
+          <w:lang w:val="ru-RU"/>
+        </w:rPr>
+      </w:pPr>
+      <w:r>
+        <w:rPr>
+          <w:rFonts w:ascii="Times New Roman" w:hAnsi="Times New Roman" w:cs="Times New Roman"/>
+          <w:b/>
+          <w:bCs/>
+          <w:sz w:val="28"/>
+          <w:szCs w:val="28"/>
+          <w:lang w:val="ru-RU"/>
+        </w:rPr>
+        <w:t>9</w:t>
+      </w:r>
+      <w:r>
+        <w:rPr>
+          <w:rFonts w:ascii="Times New Roman" w:hAnsi="Times New Roman" w:cs="Times New Roman"/>
+          <w:b/>
+          <w:bCs/>
+          <w:sz w:val="28"/>
+          <w:szCs w:val="28"/>
+          <w:lang w:val="ru-RU"/>
+        </w:rPr>
+        <w:t>. Известные проблемы и ограничения</w:t>
+      </w:r>
+    </w:p>
+    <w:p>
+      <w:pPr>
+        <w:rPr>
+          <w:rFonts w:ascii="Times New Roman" w:hAnsi="Times New Roman" w:cs="Times New Roman"/>
+          <w:lang w:val="ru-RU"/>
+        </w:rPr>
+      </w:pPr>
+    </w:p>
+    <w:p>
+      <w:pPr>
+        <w:rPr>
+          <w:rFonts w:ascii="Times New Roman" w:hAnsi="Times New Roman" w:cs="Times New Roman"/>
+          <w:b/>
+          <w:bCs/>
+          <w:lang w:val="ru-RU"/>
+        </w:rPr>
+      </w:pPr>
+      <w:r>
+        <w:rPr>
+          <w:rFonts w:ascii="Times New Roman" w:hAnsi="Times New Roman" w:cs="Times New Roman"/>
+          <w:b/>
+          <w:bCs/>
+          <w:lang w:val="ru-RU"/>
+        </w:rPr>
+        <w:t>9</w:t>
+      </w:r>
+      <w:r>
+        <w:rPr>
+          <w:rFonts w:ascii="Times New Roman" w:hAnsi="Times New Roman" w:cs="Times New Roman"/>
+          <w:b/>
+          <w:bCs/>
+          <w:lang w:val="ru-RU"/>
+        </w:rPr>
+        <w:t>.1. Погрешности преобразования при использовании палитры цветов</w:t>
+      </w:r>
+    </w:p>
+    <w:p>
+      <w:pPr>
+        <w:rPr>
+          <w:rFonts w:ascii="Times New Roman" w:hAnsi="Times New Roman" w:cs="Times New Roman"/>
+          <w:lang w:val="ru-RU"/>
+        </w:rPr>
+      </w:pPr>
+      <w:r>
+        <w:rPr>
+          <w:rFonts w:ascii="Times New Roman" w:hAnsi="Times New Roman" w:cs="Times New Roman"/>
+          <w:lang w:val="ru-RU"/>
+        </w:rPr>
+        <w:t>В ходе тестирования выявлена следующая проблема:</w:t>
+      </w:r>
+      <w:r>
+        <w:rPr>
+          <w:rFonts w:ascii="Times New Roman" w:hAnsi="Times New Roman" w:cs="Times New Roman"/>
+          <w:lang w:val="ru-RU"/>
+        </w:rPr>
+        <w:t xml:space="preserve"> п</w:t>
+      </w:r>
+      <w:r>
+        <w:rPr>
+          <w:rFonts w:ascii="Times New Roman" w:hAnsi="Times New Roman" w:cs="Times New Roman"/>
+          <w:lang w:val="ru-RU"/>
+        </w:rPr>
+        <w:t xml:space="preserve">ри выборе цвета через встроенную палитру </w:t>
+      </w:r>
+      <w:proofErr w:type="spellStart"/>
+      <w:r>
+        <w:rPr>
+          <w:rFonts w:ascii="Times New Roman" w:hAnsi="Times New Roman" w:cs="Times New Roman"/>
+          <w:lang w:val="ru-RU"/>
+        </w:rPr>
+        <w:t>Qt</w:t>
+      </w:r>
+      <w:proofErr w:type="spellEnd"/>
+      <w:r>
+        <w:rPr>
+          <w:rFonts w:ascii="Times New Roman" w:hAnsi="Times New Roman" w:cs="Times New Roman"/>
+          <w:lang w:val="ru-RU"/>
+        </w:rPr>
+        <w:t xml:space="preserve"> (</w:t>
+      </w:r>
+      <w:proofErr w:type="spellStart"/>
+      <w:r>
+        <w:rPr>
+          <w:rFonts w:ascii="Times New Roman" w:hAnsi="Times New Roman" w:cs="Times New Roman"/>
+          <w:lang w:val="ru-RU"/>
+        </w:rPr>
+        <w:t>QColorDialog</w:t>
+      </w:r>
+      <w:proofErr w:type="spellEnd"/>
+      <w:r>
+        <w:rPr>
+          <w:rFonts w:ascii="Times New Roman" w:hAnsi="Times New Roman" w:cs="Times New Roman"/>
+          <w:lang w:val="ru-RU"/>
+        </w:rPr>
+        <w:t>) наблюдаются значительные погрешности при преобразовании между цветовыми моделями.</w:t>
+      </w:r>
+    </w:p>
+    <w:p>
+      <w:pPr>
+        <w:rPr>
+          <w:rFonts w:ascii="Times New Roman" w:hAnsi="Times New Roman" w:cs="Times New Roman"/>
+          <w:lang w:val="ru-RU"/>
+        </w:rPr>
+      </w:pPr>
+    </w:p>
+    <w:p>
+      <w:pPr>
+        <w:rPr>
+          <w:rFonts w:ascii="Times New Roman" w:hAnsi="Times New Roman" w:cs="Times New Roman"/>
+          <w:lang w:val="ru-RU"/>
+        </w:rPr>
+      </w:pPr>
+      <w:r>
+        <w:rPr>
+          <w:rFonts w:ascii="Times New Roman" w:hAnsi="Times New Roman" w:cs="Times New Roman"/>
+          <w:lang w:val="ru-RU"/>
+        </w:rPr>
+        <w:t>Проявление проблемы:</w:t>
+      </w:r>
+    </w:p>
+    <w:p>
+      <w:pPr>
+        <w:rPr>
+          <w:rFonts w:ascii="Times New Roman" w:hAnsi="Times New Roman" w:cs="Times New Roman"/>
+          <w:lang w:val="ru-RU"/>
+        </w:rPr>
+      </w:pPr>
+      <w:r>
+        <w:rPr>
+          <w:rFonts w:ascii="Times New Roman" w:hAnsi="Times New Roman" w:cs="Times New Roman"/>
+          <w:lang w:val="ru-RU"/>
+        </w:rPr>
+        <w:t>- После выбора цвета в палитре значения в полях ввода HSV, XYZ и LAB могут незначительно отличаться от ожидаемых</w:t>
+      </w:r>
+    </w:p>
+    <w:p>
+      <w:pPr>
+        <w:rPr>
+          <w:rFonts w:ascii="Times New Roman" w:hAnsi="Times New Roman" w:cs="Times New Roman"/>
+          <w:lang w:val="ru-RU"/>
+        </w:rPr>
+      </w:pPr>
+      <w:r>
+        <w:rPr>
+          <w:rFonts w:ascii="Times New Roman" w:hAnsi="Times New Roman" w:cs="Times New Roman"/>
+          <w:lang w:val="ru-RU"/>
+        </w:rPr>
+        <w:t>- Обратные преобразования демонстрируют накопление погрешности</w:t>
+      </w:r>
+    </w:p>
+    <w:p>
+      <w:pPr>
+        <w:rPr>
+          <w:rFonts w:ascii="Times New Roman" w:hAnsi="Times New Roman" w:cs="Times New Roman"/>
+          <w:lang w:val="ru-RU"/>
+        </w:rPr>
+      </w:pPr>
+      <w:r>
+        <w:rPr>
+          <w:rFonts w:ascii="Times New Roman" w:hAnsi="Times New Roman" w:cs="Times New Roman"/>
+          <w:lang w:val="ru-RU"/>
+        </w:rPr>
+        <w:t>- Наиболее заметно на насыщенных и темных цветах</w:t>
+      </w:r>
+    </w:p>
+    <w:p>
+      <w:pPr>
+        <w:rPr>
+          <w:rFonts w:ascii="Times New Roman" w:hAnsi="Times New Roman" w:cs="Times New Roman"/>
+          <w:lang w:val="ru-RU"/>
+        </w:rPr>
+      </w:pPr>
+    </w:p>
+    <w:p>
+      <w:pPr>
+        <w:rPr>
+          <w:rFonts w:ascii="Times New Roman" w:hAnsi="Times New Roman" w:cs="Times New Roman"/>
+          <w:lang w:val="ru-RU"/>
+        </w:rPr>
+      </w:pPr>
+      <w:r>
+        <w:rPr>
+          <w:rFonts w:ascii="Times New Roman" w:hAnsi="Times New Roman" w:cs="Times New Roman"/>
+          <w:lang w:val="ru-RU"/>
+        </w:rPr>
+        <w:t>Причины:</w:t>
+      </w:r>
+    </w:p>
+    <w:p>
+      <w:pPr>
+        <w:rPr>
+          <w:rFonts w:ascii="Times New Roman" w:hAnsi="Times New Roman" w:cs="Times New Roman"/>
+          <w:lang w:val="ru-RU"/>
+        </w:rPr>
+      </w:pPr>
+      <w:r>
+        <w:rPr>
+          <w:rFonts w:ascii="Times New Roman" w:hAnsi="Times New Roman" w:cs="Times New Roman"/>
+          <w:lang w:val="ru-RU"/>
+        </w:rPr>
+        <w:lastRenderedPageBreak/>
+        <w:t>- Многократные преобразования между цветовыми пространствами (RGB → HSV → XYZ → LAB и обратно)</w:t>
+      </w:r>
+    </w:p>
+    <w:p>
+      <w:pPr>
+        <w:rPr>
+          <w:rFonts w:ascii="Times New Roman" w:hAnsi="Times New Roman" w:cs="Times New Roman"/>
+          <w:lang w:val="ru-RU"/>
+        </w:rPr>
+      </w:pPr>
+      <w:r>
+        <w:rPr>
+          <w:rFonts w:ascii="Times New Roman" w:hAnsi="Times New Roman" w:cs="Times New Roman"/>
+          <w:lang w:val="ru-RU"/>
+        </w:rPr>
+        <w:t>- Округления в промежуточных вычислениях</w:t>
+      </w:r>
+    </w:p>
+    <w:p>
+      <w:pPr>
+        <w:rPr>
+          <w:rFonts w:ascii="Times New Roman" w:hAnsi="Times New Roman" w:cs="Times New Roman"/>
+          <w:lang w:val="ru-RU"/>
+        </w:rPr>
+      </w:pPr>
+      <w:r>
+        <w:rPr>
+          <w:rFonts w:ascii="Times New Roman" w:hAnsi="Times New Roman" w:cs="Times New Roman"/>
+          <w:lang w:val="ru-RU"/>
+        </w:rPr>
+        <w:t xml:space="preserve">- Особенности реализации алгоритмов преобразования в </w:t>
+      </w:r>
+      <w:proofErr w:type="spellStart"/>
+      <w:r>
+        <w:rPr>
+          <w:rFonts w:ascii="Times New Roman" w:hAnsi="Times New Roman" w:cs="Times New Roman"/>
+          <w:lang w:val="ru-RU"/>
+        </w:rPr>
+        <w:t>Qt</w:t>
+      </w:r>
+      <w:proofErr w:type="spellEnd"/>
+    </w:p>
+    <w:p>
+      <w:pPr>
+        <w:rPr>
+          <w:rFonts w:ascii="Times New Roman" w:hAnsi="Times New Roman" w:cs="Times New Roman"/>
+          <w:lang w:val="ru-RU"/>
+        </w:rPr>
+      </w:pPr>
+    </w:p>
+    <w:p>
+      <w:pPr>
+        <w:rPr>
+          <w:rFonts w:ascii="Times New Roman" w:hAnsi="Times New Roman" w:cs="Times New Roman"/>
+          <w:lang w:val="ru-RU"/>
+        </w:rPr>
+      </w:pPr>
+      <w:r>
+        <w:rPr>
+          <w:rFonts w:ascii="Times New Roman" w:hAnsi="Times New Roman" w:cs="Times New Roman"/>
+          <w:lang w:val="ru-RU"/>
+        </w:rPr>
+        <w:t>Временное решение</w:t>
+      </w:r>
+      <w:proofErr w:type="gramStart"/>
+      <w:r>
+        <w:rPr>
+          <w:rFonts w:ascii="Times New Roman" w:hAnsi="Times New Roman" w:cs="Times New Roman"/>
+          <w:lang w:val="ru-RU"/>
+        </w:rPr>
+        <w:t>: Для</w:t>
+      </w:r>
+      <w:proofErr w:type="gramEnd"/>
+      <w:r>
+        <w:rPr>
+          <w:rFonts w:ascii="Times New Roman" w:hAnsi="Times New Roman" w:cs="Times New Roman"/>
+          <w:lang w:val="ru-RU"/>
+        </w:rPr>
+        <w:t xml:space="preserve"> минимизации погрешностей рекомендуется:</w:t>
+      </w:r>
+    </w:p>
+    <w:p>
+      <w:pPr>
+        <w:rPr>
+          <w:rFonts w:ascii="Times New Roman" w:hAnsi="Times New Roman" w:cs="Times New Roman"/>
+          <w:lang w:val="ru-RU"/>
+        </w:rPr>
+      </w:pPr>
+      <w:r>
+        <w:rPr>
+          <w:rFonts w:ascii="Times New Roman" w:hAnsi="Times New Roman" w:cs="Times New Roman"/>
+          <w:lang w:val="ru-RU"/>
+        </w:rPr>
+        <w:t>1. Использовать прямые поля ввода для точной настройки цвета</w:t>
+      </w:r>
+    </w:p>
+    <w:p>
+      <w:pPr>
+        <w:rPr>
+          <w:rFonts w:ascii="Times New Roman" w:hAnsi="Times New Roman" w:cs="Times New Roman"/>
+          <w:lang w:val="ru-RU"/>
+        </w:rPr>
+      </w:pPr>
+      <w:r>
+        <w:rPr>
+          <w:rFonts w:ascii="Times New Roman" w:hAnsi="Times New Roman" w:cs="Times New Roman"/>
+          <w:lang w:val="ru-RU"/>
+        </w:rPr>
+        <w:t>2. Ограничить использование палитры для приблизительного выбора цвета</w:t>
+      </w:r>
+    </w:p>
+    <w:p>
+      <w:pPr>
+        <w:rPr>
+          <w:rFonts w:ascii="Times New Roman" w:hAnsi="Times New Roman" w:cs="Times New Roman"/>
+          <w:lang w:val="ru-RU"/>
+        </w:rPr>
+      </w:pPr>
+      <w:r>
+        <w:rPr>
+          <w:rFonts w:ascii="Times New Roman" w:hAnsi="Times New Roman" w:cs="Times New Roman"/>
+          <w:lang w:val="ru-RU"/>
+        </w:rPr>
+        <w:t>3. После выбора цвета в палитре выполнять тонкую настройку через числовые поля</w:t>
+      </w:r>
+    </w:p>
+    <w:p>
+      <w:pPr>
+        <w:rPr>
+          <w:rFonts w:ascii="Times New Roman" w:hAnsi="Times New Roman" w:cs="Times New Roman"/>
+          <w:lang w:val="ru-RU"/>
+        </w:rPr>
+      </w:pPr>
+    </w:p>
+    <w:p>
+      <w:pPr>
+        <w:rPr>
+          <w:rFonts w:ascii="Times New Roman" w:hAnsi="Times New Roman" w:cs="Times New Roman"/>
+          <w:b/>
+          <w:bCs/>
+          <w:sz w:val="28"/>
+          <w:szCs w:val="28"/>
+        </w:rPr>
+      </w:pPr>
+      <w:r>
+        <w:rPr>
+          <w:rFonts w:ascii="Times New Roman" w:hAnsi="Times New Roman" w:cs="Times New Roman"/>
+          <w:b/>
+          <w:bCs/>
+          <w:sz w:val="28"/>
+          <w:szCs w:val="28"/>
+        </w:rPr>
+        <w:t>8</w:t>
+      </w:r>
+      <w:r>
+        <w:rPr>
+          <w:rFonts w:ascii="Times New Roman" w:hAnsi="Times New Roman" w:cs="Times New Roman"/>
+          <w:b/>
+          <w:bCs/>
+          <w:sz w:val="28"/>
+          <w:szCs w:val="28"/>
         </w:rPr>
         <w:t>. Заключение</w:t>
       </w:r>
@@ -1627,8 +3357,16 @@
         <w:rPr>
           <w:rFonts w:ascii="Times New Roman" w:hAnsi="Times New Roman" w:cs="Times New Roman"/>
         </w:rPr>
-        <w:t>- Навыки работы с графическим интерфейсом на Qt</w:t>
-      </w:r>
+        <w:t xml:space="preserve">- Навыки работы с графическим интерфейсом на </w:t>
+      </w:r>
+      <w:proofErr w:type="spellStart"/>
+      <w:r>
+        <w:rPr>
+          <w:rFonts w:ascii="Times New Roman" w:hAnsi="Times New Roman" w:cs="Times New Roman"/>
+        </w:rPr>
+        <w:t>Qt</w:t>
+      </w:r>
+      <w:proofErr w:type="spellEnd"/>
     </w:p>
     <w:p>
       <w:pPr>
@@ -1647,6 +3385,7 @@
       <w:pPr>
         <w:rPr>
           <w:rFonts w:ascii="Times New Roman" w:hAnsi="Times New Roman" w:cs="Times New Roman"/>
+          <w:lang w:val="ru-RU"/>
         </w:rPr>
       </w:pPr>
       <w:r>
@@ -1655,6 +3394,14 @@
         </w:rPr>
         <w:t>- Обработку ошибок и граничных условий в численных алгоритмах</w:t>
       </w:r>
+    </w:p>
+    <w:p>
+      <w:pPr>
+        <w:rPr>
+          <w:rFonts w:ascii="Times New Roman" w:hAnsi="Times New Roman" w:cs="Times New Roman"/>
+          <w:lang w:val="ru-RU"/>
+        </w:rPr>
+      </w:pPr>
     </w:p>
     <w:sectPr>
       <w:pgSz w:w="11906" w:h="16838"/>
@@ -1664,6 +3411,163 @@
     </w:sectPr>
   </w:body>
 </w:document>
+</file>
+
+<file path=word/numbering.xml><?xml version="1.0" encoding="utf-8"?>
+<w:numbering xmlns:wpc="http://schemas.microsoft.com/office/word/2010/wordprocessingCanvas" xmlns:cx="http://schemas.microsoft.com/office/drawing/2014/chartex" xmlns:cx1="http://schemas.microsoft.com/office/drawing/2015/9/8/chartex" xmlns:cx2="http://schemas.microsoft.com/office/drawing/2015/10/21/chartex" xmlns:cx3="http://schemas.microsoft.com/office/drawing/2016/5/9/chartex" xmlns:cx4="http://schemas.microsoft.com/office/drawing/2016/5/10/chartex" xmlns:cx5="http://schemas.microsoft.com/office/drawing/2016/5/11/chartex" xmlns:cx6="http://schemas.microsoft.com/office/drawing/2016/5/12/chartex" xmlns:cx7="http://schemas.microsoft.com/office/drawing/2016/5/13/chartex" xmlns:cx8="http://schemas.microsoft.com/office/drawing/2016/5/14/chartex" xmlns:mc="http://schemas.openxmlformats.org/markup-compatibility/2006" xmlns:aink="http://schemas.microsoft.com/office/drawing/2016/ink" xmlns:am3d="http://schemas.microsoft.com/office/drawing/2017/model3d" xmlns:o="urn:schemas-microsoft-com:office:office" xmlns:oel="http://schemas.microsoft.com/office/2019/extlst" xmlns:r="http://schemas.openxmlformats.org/officeDocument/2006/relationships" xmlns:m="http://schemas.openxmlformats.org/officeDocument/2006/math" xmlns:v="urn:schemas-microsoft-com:vml" xmlns:wp14="http://schemas.microsoft.com/office/word/2010/wordprocessingDrawing" xmlns:wp="http://schemas.openxmlformats.org/drawingml/2006/wordprocessingDrawing" xmlns:w10="urn:schemas-microsoft-com:office:word" xmlns:w="http://schemas.openxmlformats.org/wordprocessingml/2006/main" xmlns:w14="http://schemas.microsoft.com/office/word/2010/wordml" xmlns:w15="http://schemas.microsoft.com/office/word/2012/wordml" xmlns:w16cex="http://schemas.microsoft.com/office/word/2018/wordml/cex" xmlns:w16cid="http://schemas.microsoft.com/office/word/2016/wordml/cid" xmlns:w16="http://schemas.microsoft.com/office/word/2018/wordml" xmlns:w16du="http://schemas.microsoft.com/office/word/2023/wordml/word16du" xmlns:w16sdtdh="http://schemas.microsoft.com/office/word/2020/wordml/sdtdatahash" xmlns:w16sdtfl="http://schemas.microsoft.com/office/word/2024/wordml/sdtformatlock" xmlns:w16se="http://schemas.microsoft.com/office/word/2015/wordml/symex" xmlns:wpg="http://schemas.microsoft.com/office/word/2010/wordprocessingGroup" xmlns:wpi="http://schemas.microsoft.com/office/word/2010/wordprocessingInk" xmlns:wne="http://schemas.microsoft.com/office/word/2006/wordml" xmlns:wps="http://schemas.microsoft.com/office/word/2010/wordprocessingShape" mc:Ignorable="w14 w15 w16se w16cid w16 w16cex w16sdtdh w16sdtfl w16du wp14">
+  <w:abstractNum w:abstractNumId="0" w15:restartNumberingAfterBreak="0">
+    <w:nsid w:val="1695745F"/>
+    <w:multiLevelType w:val="multilevel"/>
+    <w:tmpl w:val="7C904404"/>
+    <w:lvl w:ilvl="0">
+      <w:start w:val="1"/>
+      <w:numFmt w:val="bullet"/>
+      <w:lvlText w:val=""/>
+      <w:lvlJc w:val="left"/>
+      <w:pPr>
+        <w:tabs>
+          <w:tab w:val="num" w:pos="720"/>
+        </w:tabs>
+        <w:ind w:left="720" w:hanging="360"/>
+      </w:pPr>
+      <w:rPr>
+        <w:rFonts w:ascii="Symbol" w:hAnsi="Symbol" w:hint="default"/>
+        <w:sz w:val="20"/>
+      </w:rPr>
+    </w:lvl>
+    <w:lvl w:ilvl="1" w:tentative="1">
+      <w:start w:val="1"/>
+      <w:numFmt w:val="bullet"/>
+      <w:lvlText w:val="o"/>
+      <w:lvlJc w:val="left"/>
+      <w:pPr>
+        <w:tabs>
+          <w:tab w:val="num" w:pos="1440"/>
+        </w:tabs>
+        <w:ind w:left="1440" w:hanging="360"/>
+      </w:pPr>
+      <w:rPr>
+        <w:rFonts w:ascii="Courier New" w:hAnsi="Courier New" w:hint="default"/>
+        <w:sz w:val="20"/>
+      </w:rPr>
+    </w:lvl>
+    <w:lvl w:ilvl="2" w:tentative="1">
+      <w:start w:val="1"/>
+      <w:numFmt w:val="bullet"/>
+      <w:lvlText w:val=""/>
+      <w:lvlJc w:val="left"/>
+      <w:pPr>
+        <w:tabs>
+          <w:tab w:val="num" w:pos="2160"/>
+        </w:tabs>
+        <w:ind w:left="2160" w:hanging="360"/>
+      </w:pPr>
+      <w:rPr>
+        <w:rFonts w:ascii="Wingdings" w:hAnsi="Wingdings" w:hint="default"/>
+        <w:sz w:val="20"/>
+      </w:rPr>
+    </w:lvl>
+    <w:lvl w:ilvl="3" w:tentative="1">
+      <w:start w:val="1"/>
+      <w:numFmt w:val="bullet"/>
+      <w:lvlText w:val=""/>
+      <w:lvlJc w:val="left"/>
+      <w:pPr>
+        <w:tabs>
+          <w:tab w:val="num" w:pos="2880"/>
+        </w:tabs>
+        <w:ind w:left="2880" w:hanging="360"/>
+      </w:pPr>
+      <w:rPr>
+        <w:rFonts w:ascii="Wingdings" w:hAnsi="Wingdings" w:hint="default"/>
+        <w:sz w:val="20"/>
+      </w:rPr>
+    </w:lvl>
+    <w:lvl w:ilvl="4" w:tentative="1">
+      <w:start w:val="1"/>
+      <w:numFmt w:val="bullet"/>
+      <w:lvlText w:val=""/>
+      <w:lvlJc w:val="left"/>
+      <w:pPr>
+        <w:tabs>
+          <w:tab w:val="num" w:pos="3600"/>
+        </w:tabs>
+        <w:ind w:left="3600" w:hanging="360"/>
+      </w:pPr>
+      <w:rPr>
+        <w:rFonts w:ascii="Wingdings" w:hAnsi="Wingdings" w:hint="default"/>
+        <w:sz w:val="20"/>
+      </w:rPr>
+    </w:lvl>
+    <w:lvl w:ilvl="5" w:tentative="1">
+      <w:start w:val="1"/>
+      <w:numFmt w:val="bullet"/>
+      <w:lvlText w:val=""/>
+      <w:lvlJc w:val="left"/>
+      <w:pPr>
+        <w:tabs>
+          <w:tab w:val="num" w:pos="4320"/>
+        </w:tabs>
+        <w:ind w:left="4320" w:hanging="360"/>
+      </w:pPr>
+      <w:rPr>
+        <w:rFonts w:ascii="Wingdings" w:hAnsi="Wingdings" w:hint="default"/>
+        <w:sz w:val="20"/>
+      </w:rPr>
+    </w:lvl>
+    <w:lvl w:ilvl="6" w:tentative="1">
+      <w:start w:val="1"/>
+      <w:numFmt w:val="bullet"/>
+      <w:lvlText w:val=""/>
+      <w:lvlJc w:val="left"/>
+      <w:pPr>
+        <w:tabs>
+          <w:tab w:val="num" w:pos="5040"/>
+        </w:tabs>
+        <w:ind w:left="5040" w:hanging="360"/>
+      </w:pPr>
+      <w:rPr>
+        <w:rFonts w:ascii="Wingdings" w:hAnsi="Wingdings" w:hint="default"/>
+        <w:sz w:val="20"/>
+      </w:rPr>
+    </w:lvl>
+    <w:lvl w:ilvl="7" w:tentative="1">
+      <w:start w:val="1"/>
+      <w:numFmt w:val="bullet"/>
+      <w:lvlText w:val=""/>
+      <w:lvlJc w:val="left"/>
+      <w:pPr>
+        <w:tabs>
+          <w:tab w:val="num" w:pos="5760"/>
+        </w:tabs>
+        <w:ind w:left="5760" w:hanging="360"/>
+      </w:pPr>
+      <w:rPr>
+        <w:rFonts w:ascii="Wingdings" w:hAnsi="Wingdings" w:hint="default"/>
+        <w:sz w:val="20"/>
+      </w:rPr>
+    </w:lvl>
+    <w:lvl w:ilvl="8" w:tentative="1">
+      <w:start w:val="1"/>
+      <w:numFmt w:val="bullet"/>
+      <w:lvlText w:val=""/>
+      <w:lvlJc w:val="left"/>
+      <w:pPr>
+        <w:tabs>
+          <w:tab w:val="num" w:pos="6480"/>
+        </w:tabs>
+        <w:ind w:left="6480" w:hanging="360"/>
+      </w:pPr>
+      <w:rPr>
+        <w:rFonts w:ascii="Wingdings" w:hAnsi="Wingdings" w:hint="default"/>
+        <w:sz w:val="20"/>
+      </w:rPr>
+    </w:lvl>
+  </w:abstractNum>
+  <w:num w:numId="1" w16cid:durableId="1520242149">
+    <w:abstractNumId w:val="0"/>
+  </w:num>
+</w:numbering>
 </file>
 
 <file path=word/styles.xml><?xml version="1.0" encoding="utf-8"?>

--- a/Документация_лаб1.docx
+++ b/Документация_лаб1.docx
@@ -147,35 +147,7 @@
         <w:rPr>
           <w:rFonts w:ascii="Times New Roman" w:hAnsi="Times New Roman" w:cs="Times New Roman"/>
         </w:rPr>
-        <w:t>- HSV (</w:t>
-      </w:r>
-      <w:proofErr w:type="spellStart"/>
-      <w:r>
-        <w:rPr>
-          <w:rFonts w:ascii="Times New Roman" w:hAnsi="Times New Roman" w:cs="Times New Roman"/>
-        </w:rPr>
-        <w:t>Hue</w:t>
-      </w:r>
-      <w:proofErr w:type="spellEnd"/>
-      <w:r>
-        <w:rPr>
-          <w:rFonts w:ascii="Times New Roman" w:hAnsi="Times New Roman" w:cs="Times New Roman"/>
-        </w:rPr>
-        <w:t xml:space="preserve">, </w:t>
-      </w:r>
-      <w:proofErr w:type="spellStart"/>
-      <w:r>
-        <w:rPr>
-          <w:rFonts w:ascii="Times New Roman" w:hAnsi="Times New Roman" w:cs="Times New Roman"/>
-        </w:rPr>
-        <w:t>Saturation</w:t>
-      </w:r>
-      <w:proofErr w:type="spellEnd"/>
-      <w:r>
-        <w:rPr>
-          <w:rFonts w:ascii="Times New Roman" w:hAnsi="Times New Roman" w:cs="Times New Roman"/>
-        </w:rPr>
-        <w:t>, Value) - цилиндрическая модель, интуитивно понятная для пользователей</w:t>
+        <w:t>- HSV (Hue, Saturation, Value) - цилиндрическая модель, интуитивно понятная для пользователей</w:t>
       </w:r>
     </w:p>
     <w:p>
@@ -372,21 +344,7 @@
         <w:rPr>
           <w:rFonts w:ascii="Times New Roman" w:hAnsi="Times New Roman" w:cs="Times New Roman"/>
         </w:rPr>
-        <w:t xml:space="preserve">Приложение разработано на C++ с использованием фреймворка </w:t>
-      </w:r>
-      <w:proofErr w:type="spellStart"/>
-      <w:r>
-        <w:rPr>
-          <w:rFonts w:ascii="Times New Roman" w:hAnsi="Times New Roman" w:cs="Times New Roman"/>
-        </w:rPr>
-        <w:t>Qt</w:t>
-      </w:r>
-      <w:proofErr w:type="spellEnd"/>
-      <w:r>
-        <w:rPr>
-          <w:rFonts w:ascii="Times New Roman" w:hAnsi="Times New Roman" w:cs="Times New Roman"/>
-        </w:rPr>
-        <w:t>, что обеспечивает кроссплатформенность и богатый набор UI-компонентов.</w:t>
+        <w:t>Приложение разработано на C++ с использованием фреймворка Qt, что обеспечивает кроссплатформенность и богатый набор UI-компонентов.</w:t>
       </w:r>
     </w:p>
     <w:p>
@@ -420,48 +378,20 @@
           <w:rFonts w:ascii="Times New Roman" w:hAnsi="Times New Roman" w:cs="Times New Roman"/>
         </w:rPr>
         <w:lastRenderedPageBreak/>
-        <w:t xml:space="preserve">- </w:t>
-      </w:r>
-      <w:proofErr w:type="spellStart"/>
-      <w:r>
-        <w:rPr>
-          <w:rFonts w:ascii="Times New Roman" w:hAnsi="Times New Roman" w:cs="Times New Roman"/>
-        </w:rPr>
-        <w:t>MainWindow</w:t>
-      </w:r>
-      <w:proofErr w:type="spellEnd"/>
-      <w:r>
-        <w:rPr>
-          <w:rFonts w:ascii="Times New Roman" w:hAnsi="Times New Roman" w:cs="Times New Roman"/>
-        </w:rPr>
-        <w:t xml:space="preserve"> - главное окно приложения</w:t>
-      </w:r>
-    </w:p>
-    <w:p>
-      <w:pPr>
-        <w:rPr>
-          <w:rFonts w:ascii="Times New Roman" w:hAnsi="Times New Roman" w:cs="Times New Roman"/>
-        </w:rPr>
-      </w:pPr>
-      <w:r>
-        <w:rPr>
-          <w:rFonts w:ascii="Times New Roman" w:hAnsi="Times New Roman" w:cs="Times New Roman"/>
-        </w:rPr>
-        <w:t xml:space="preserve">- </w:t>
-      </w:r>
-      <w:proofErr w:type="spellStart"/>
-      <w:r>
-        <w:rPr>
-          <w:rFonts w:ascii="Times New Roman" w:hAnsi="Times New Roman" w:cs="Times New Roman"/>
-        </w:rPr>
-        <w:t>ColorConverter</w:t>
-      </w:r>
-      <w:proofErr w:type="spellEnd"/>
-      <w:r>
-        <w:rPr>
-          <w:rFonts w:ascii="Times New Roman" w:hAnsi="Times New Roman" w:cs="Times New Roman"/>
-        </w:rPr>
-        <w:t xml:space="preserve"> - класс для преобразований между цветовыми моделями</w:t>
+        <w:t>- MainWindow - главное окно приложения</w:t>
+      </w:r>
+    </w:p>
+    <w:p>
+      <w:pPr>
+        <w:rPr>
+          <w:rFonts w:ascii="Times New Roman" w:hAnsi="Times New Roman" w:cs="Times New Roman"/>
+        </w:rPr>
+      </w:pPr>
+      <w:r>
+        <w:rPr>
+          <w:rFonts w:ascii="Times New Roman" w:hAnsi="Times New Roman" w:cs="Times New Roman"/>
+        </w:rPr>
+        <w:t>- ColorConverter - класс для преобразований между цветовыми моделями</w:t>
       </w:r>
     </w:p>
     <w:p>
@@ -531,163 +461,242 @@
           <w:rFonts w:ascii="Times New Roman" w:hAnsi="Times New Roman" w:cs="Times New Roman"/>
         </w:rPr>
       </w:pPr>
-      <w:proofErr w:type="spellStart"/>
-      <w:r>
-        <w:rPr>
-          <w:rFonts w:ascii="Times New Roman" w:hAnsi="Times New Roman" w:cs="Times New Roman"/>
-        </w:rPr>
-        <w:t>double</w:t>
-      </w:r>
-      <w:proofErr w:type="spellEnd"/>
-      <w:r>
-        <w:rPr>
-          <w:rFonts w:ascii="Times New Roman" w:hAnsi="Times New Roman" w:cs="Times New Roman"/>
-        </w:rPr>
-        <w:t xml:space="preserve"> c = (v / 100.0) * (s / 100.0);</w:t>
-      </w:r>
-    </w:p>
-    <w:p>
-      <w:pPr>
-        <w:rPr>
-          <w:rFonts w:ascii="Times New Roman" w:hAnsi="Times New Roman" w:cs="Times New Roman"/>
-        </w:rPr>
-      </w:pPr>
-      <w:proofErr w:type="spellStart"/>
-      <w:r>
-        <w:rPr>
-          <w:rFonts w:ascii="Times New Roman" w:hAnsi="Times New Roman" w:cs="Times New Roman"/>
-        </w:rPr>
-        <w:t>double</w:t>
-      </w:r>
-      <w:proofErr w:type="spellEnd"/>
-      <w:r>
-        <w:rPr>
-          <w:rFonts w:ascii="Times New Roman" w:hAnsi="Times New Roman" w:cs="Times New Roman"/>
-        </w:rPr>
-        <w:t xml:space="preserve"> x = c * (1 - </w:t>
-      </w:r>
-      <w:proofErr w:type="spellStart"/>
+      <w:r>
+        <w:rPr>
+          <w:rFonts w:ascii="Times New Roman" w:hAnsi="Times New Roman" w:cs="Times New Roman"/>
+        </w:rPr>
+        <w:t>double c = (v / 100.0) * (s / 100.0);</w:t>
+      </w:r>
+    </w:p>
+    <w:p>
+      <w:pPr>
+        <w:rPr>
+          <w:rFonts w:ascii="Times New Roman" w:hAnsi="Times New Roman" w:cs="Times New Roman"/>
+        </w:rPr>
+      </w:pPr>
+      <w:r>
+        <w:rPr>
+          <w:rFonts w:ascii="Times New Roman" w:hAnsi="Times New Roman" w:cs="Times New Roman"/>
+        </w:rPr>
+        <w:t xml:space="preserve">double x = c * (1 - </w:t>
+      </w:r>
       <w:proofErr w:type="gramStart"/>
       <w:r>
         <w:rPr>
           <w:rFonts w:ascii="Times New Roman" w:hAnsi="Times New Roman" w:cs="Times New Roman"/>
         </w:rPr>
-        <w:t>std</w:t>
-      </w:r>
-      <w:proofErr w:type="spellEnd"/>
-      <w:r>
-        <w:rPr>
-          <w:rFonts w:ascii="Times New Roman" w:hAnsi="Times New Roman" w:cs="Times New Roman"/>
-        </w:rPr>
-        <w:t>::</w:t>
-      </w:r>
-      <w:proofErr w:type="spellStart"/>
-      <w:r>
-        <w:rPr>
-          <w:rFonts w:ascii="Times New Roman" w:hAnsi="Times New Roman" w:cs="Times New Roman"/>
-        </w:rPr>
-        <w:t>abs</w:t>
-      </w:r>
-      <w:proofErr w:type="spellEnd"/>
+        <w:t>std::abs(std::fmod(</w:t>
+      </w:r>
+      <w:proofErr w:type="gramEnd"/>
+      <w:r>
+        <w:rPr>
+          <w:rFonts w:ascii="Times New Roman" w:hAnsi="Times New Roman" w:cs="Times New Roman"/>
+        </w:rPr>
+        <w:t>h / 60.0, 2) - 1));</w:t>
+      </w:r>
+    </w:p>
+    <w:p>
+      <w:pPr>
+        <w:rPr>
+          <w:rFonts w:ascii="Times New Roman" w:hAnsi="Times New Roman" w:cs="Times New Roman"/>
+        </w:rPr>
+      </w:pPr>
+      <w:r>
+        <w:rPr>
+          <w:rFonts w:ascii="Times New Roman" w:hAnsi="Times New Roman" w:cs="Times New Roman"/>
+        </w:rPr>
+        <w:t>double m = (v / 100.0) - c;</w:t>
+      </w:r>
+    </w:p>
+    <w:p>
+      <w:pPr>
+        <w:rPr>
+          <w:rFonts w:ascii="Times New Roman" w:hAnsi="Times New Roman" w:cs="Times New Roman"/>
+        </w:rPr>
+      </w:pPr>
+    </w:p>
+    <w:p>
+      <w:pPr>
+        <w:rPr>
+          <w:rFonts w:ascii="Times New Roman" w:hAnsi="Times New Roman" w:cs="Times New Roman"/>
+        </w:rPr>
+      </w:pPr>
+      <w:r>
+        <w:rPr>
+          <w:rFonts w:ascii="Times New Roman" w:hAnsi="Times New Roman" w:cs="Times New Roman"/>
+        </w:rPr>
+        <w:t xml:space="preserve">2. </w:t>
+      </w:r>
+      <w:r>
+        <w:rPr>
+          <w:rFonts w:ascii="Times New Roman" w:hAnsi="Times New Roman" w:cs="Times New Roman"/>
+        </w:rPr>
+        <w:t xml:space="preserve">RGB → XYZ </w:t>
+      </w:r>
       <w:r>
         <w:rPr>
           <w:rFonts w:ascii="Times New Roman" w:hAnsi="Times New Roman" w:cs="Times New Roman"/>
         </w:rPr>
         <w:t>(</w:t>
       </w:r>
-      <w:proofErr w:type="spellStart"/>
-      <w:r>
-        <w:rPr>
-          <w:rFonts w:ascii="Times New Roman" w:hAnsi="Times New Roman" w:cs="Times New Roman"/>
-        </w:rPr>
-        <w:t>std</w:t>
-      </w:r>
-      <w:proofErr w:type="spellEnd"/>
-      <w:r>
-        <w:rPr>
-          <w:rFonts w:ascii="Times New Roman" w:hAnsi="Times New Roman" w:cs="Times New Roman"/>
-        </w:rPr>
-        <w:t>::</w:t>
-      </w:r>
-      <w:proofErr w:type="spellStart"/>
-      <w:r>
-        <w:rPr>
-          <w:rFonts w:ascii="Times New Roman" w:hAnsi="Times New Roman" w:cs="Times New Roman"/>
-        </w:rPr>
-        <w:t>fmod</w:t>
-      </w:r>
-      <w:proofErr w:type="spellEnd"/>
-      <w:r>
-        <w:rPr>
-          <w:rFonts w:ascii="Times New Roman" w:hAnsi="Times New Roman" w:cs="Times New Roman"/>
-        </w:rPr>
-        <w:t>(</w:t>
+      <w:r>
+        <w:rPr>
+          <w:rFonts w:ascii="Times New Roman" w:hAnsi="Times New Roman" w:cs="Times New Roman"/>
+        </w:rPr>
+        <w:t>Линеаризация и матричное преобразование</w:t>
+      </w:r>
+      <w:r>
+        <w:rPr>
+          <w:rFonts w:ascii="Times New Roman" w:hAnsi="Times New Roman" w:cs="Times New Roman"/>
+        </w:rPr>
+        <w:t>):</w:t>
+      </w:r>
+    </w:p>
+    <w:p>
+      <w:pPr>
+        <w:rPr>
+          <w:rFonts w:ascii="Times New Roman" w:hAnsi="Times New Roman" w:cs="Times New Roman"/>
+        </w:rPr>
+      </w:pPr>
+      <w:r>
+        <w:rPr>
+          <w:rFonts w:ascii="Times New Roman" w:hAnsi="Times New Roman" w:cs="Times New Roman"/>
+        </w:rPr>
+        <w:t xml:space="preserve">auto linearize = </w:t>
+      </w:r>
+      <w:proofErr w:type="gramStart"/>
+      <w:r>
+        <w:rPr>
+          <w:rFonts w:ascii="Times New Roman" w:hAnsi="Times New Roman" w:cs="Times New Roman"/>
+        </w:rPr>
+        <w:t>[](</w:t>
       </w:r>
       <w:proofErr w:type="gramEnd"/>
       <w:r>
         <w:rPr>
           <w:rFonts w:ascii="Times New Roman" w:hAnsi="Times New Roman" w:cs="Times New Roman"/>
         </w:rPr>
-        <w:t>h / 60.0, 2) - 1));</w:t>
-      </w:r>
-    </w:p>
-    <w:p>
-      <w:pPr>
-        <w:rPr>
-          <w:rFonts w:ascii="Times New Roman" w:hAnsi="Times New Roman" w:cs="Times New Roman"/>
-        </w:rPr>
-      </w:pPr>
-      <w:proofErr w:type="spellStart"/>
-      <w:r>
-        <w:rPr>
-          <w:rFonts w:ascii="Times New Roman" w:hAnsi="Times New Roman" w:cs="Times New Roman"/>
-        </w:rPr>
-        <w:t>double</w:t>
-      </w:r>
-      <w:proofErr w:type="spellEnd"/>
-      <w:r>
-        <w:rPr>
-          <w:rFonts w:ascii="Times New Roman" w:hAnsi="Times New Roman" w:cs="Times New Roman"/>
-        </w:rPr>
-        <w:t xml:space="preserve"> m = (v / 100.0) - c;</w:t>
-      </w:r>
-    </w:p>
-    <w:p>
-      <w:pPr>
-        <w:rPr>
-          <w:rFonts w:ascii="Times New Roman" w:hAnsi="Times New Roman" w:cs="Times New Roman"/>
-        </w:rPr>
-      </w:pPr>
-    </w:p>
-    <w:p>
-      <w:pPr>
-        <w:rPr>
-          <w:rFonts w:ascii="Times New Roman" w:hAnsi="Times New Roman" w:cs="Times New Roman"/>
-        </w:rPr>
-      </w:pPr>
-      <w:r>
-        <w:rPr>
-          <w:rFonts w:ascii="Times New Roman" w:hAnsi="Times New Roman" w:cs="Times New Roman"/>
-        </w:rPr>
-        <w:t xml:space="preserve">2. </w:t>
-      </w:r>
-      <w:r>
-        <w:rPr>
-          <w:rFonts w:ascii="Times New Roman" w:hAnsi="Times New Roman" w:cs="Times New Roman"/>
-        </w:rPr>
-        <w:t xml:space="preserve">RGB → XYZ </w:t>
-      </w:r>
-      <w:r>
-        <w:rPr>
-          <w:rFonts w:ascii="Times New Roman" w:hAnsi="Times New Roman" w:cs="Times New Roman"/>
-        </w:rPr>
-        <w:t>(</w:t>
-      </w:r>
-      <w:r>
-        <w:rPr>
-          <w:rFonts w:ascii="Times New Roman" w:hAnsi="Times New Roman" w:cs="Times New Roman"/>
-        </w:rPr>
-        <w:t>Линеаризация и матричное преобразование</w:t>
+        <w:t>double c) {</w:t>
+      </w:r>
+    </w:p>
+    <w:p>
+      <w:pPr>
+        <w:rPr>
+          <w:rFonts w:ascii="Times New Roman" w:hAnsi="Times New Roman" w:cs="Times New Roman"/>
+        </w:rPr>
+      </w:pPr>
+      <w:r>
+        <w:rPr>
+          <w:rFonts w:ascii="Times New Roman" w:hAnsi="Times New Roman" w:cs="Times New Roman"/>
+        </w:rPr>
+        <w:t xml:space="preserve">    return (</w:t>
+      </w:r>
+      <w:proofErr w:type="gramStart"/>
+      <w:r>
+        <w:rPr>
+          <w:rFonts w:ascii="Times New Roman" w:hAnsi="Times New Roman" w:cs="Times New Roman"/>
+        </w:rPr>
+        <w:t>c &gt;</w:t>
+      </w:r>
+      <w:proofErr w:type="gramEnd"/>
+      <w:r>
+        <w:rPr>
+          <w:rFonts w:ascii="Times New Roman" w:hAnsi="Times New Roman" w:cs="Times New Roman"/>
+        </w:rPr>
+        <w:t xml:space="preserve"> 0.04045</w:t>
+      </w:r>
+      <w:proofErr w:type="gramStart"/>
+      <w:r>
+        <w:rPr>
+          <w:rFonts w:ascii="Times New Roman" w:hAnsi="Times New Roman" w:cs="Times New Roman"/>
+        </w:rPr>
+        <w:t>) ?</w:t>
+      </w:r>
+      <w:proofErr w:type="gramEnd"/>
+      <w:r>
+        <w:rPr>
+          <w:rFonts w:ascii="Times New Roman" w:hAnsi="Times New Roman" w:cs="Times New Roman"/>
+        </w:rPr>
+        <w:t xml:space="preserve"> </w:t>
+      </w:r>
+      <w:proofErr w:type="gramStart"/>
+      <w:r>
+        <w:rPr>
+          <w:rFonts w:ascii="Times New Roman" w:hAnsi="Times New Roman" w:cs="Times New Roman"/>
+        </w:rPr>
+        <w:t>std::pow(</w:t>
+      </w:r>
+      <w:proofErr w:type="gramEnd"/>
+      <w:r>
+        <w:rPr>
+          <w:rFonts w:ascii="Times New Roman" w:hAnsi="Times New Roman" w:cs="Times New Roman"/>
+        </w:rPr>
+        <w:t>(c + 0.055) / 1.055, 2.4</w:t>
+      </w:r>
+      <w:proofErr w:type="gramStart"/>
+      <w:r>
+        <w:rPr>
+          <w:rFonts w:ascii="Times New Roman" w:hAnsi="Times New Roman" w:cs="Times New Roman"/>
+        </w:rPr>
+        <w:t>) :</w:t>
+      </w:r>
+      <w:proofErr w:type="gramEnd"/>
+      <w:r>
+        <w:rPr>
+          <w:rFonts w:ascii="Times New Roman" w:hAnsi="Times New Roman" w:cs="Times New Roman"/>
+        </w:rPr>
+        <w:t xml:space="preserve"> c / 12.92;</w:t>
+      </w:r>
+    </w:p>
+    <w:p>
+      <w:pPr>
+        <w:rPr>
+          <w:rFonts w:ascii="Times New Roman" w:hAnsi="Times New Roman" w:cs="Times New Roman"/>
+        </w:rPr>
+      </w:pPr>
+      <w:r>
+        <w:rPr>
+          <w:rFonts w:ascii="Times New Roman" w:hAnsi="Times New Roman" w:cs="Times New Roman"/>
+        </w:rPr>
+        <w:t>};</w:t>
+      </w:r>
+    </w:p>
+    <w:p>
+      <w:pPr>
+        <w:rPr>
+          <w:rFonts w:ascii="Times New Roman" w:hAnsi="Times New Roman" w:cs="Times New Roman"/>
+        </w:rPr>
+      </w:pPr>
+    </w:p>
+    <w:p>
+      <w:pPr>
+        <w:rPr>
+          <w:rFonts w:ascii="Times New Roman" w:hAnsi="Times New Roman" w:cs="Times New Roman"/>
+        </w:rPr>
+      </w:pPr>
+      <w:r>
+        <w:rPr>
+          <w:rFonts w:ascii="Times New Roman" w:hAnsi="Times New Roman" w:cs="Times New Roman"/>
+        </w:rPr>
+        <w:t xml:space="preserve">3. </w:t>
+      </w:r>
+      <w:r>
+        <w:rPr>
+          <w:rFonts w:ascii="Times New Roman" w:hAnsi="Times New Roman" w:cs="Times New Roman"/>
+        </w:rPr>
+        <w:t>XYZ → LAB</w:t>
+      </w:r>
+      <w:r>
+        <w:rPr>
+          <w:rFonts w:ascii="Times New Roman" w:hAnsi="Times New Roman" w:cs="Times New Roman"/>
+        </w:rPr>
+        <w:t xml:space="preserve"> (</w:t>
+      </w:r>
+      <w:r>
+        <w:rPr>
+          <w:rFonts w:ascii="Times New Roman" w:hAnsi="Times New Roman" w:cs="Times New Roman"/>
+        </w:rPr>
+        <w:t>Нормализация относительно белой точки D65 и нелинейное преобразование</w:t>
       </w:r>
       <w:r>
         <w:rPr>
@@ -702,273 +711,24 @@
           <w:rFonts w:ascii="Times New Roman" w:hAnsi="Times New Roman" w:cs="Times New Roman"/>
         </w:rPr>
       </w:pPr>
-      <w:proofErr w:type="spellStart"/>
-      <w:r>
-        <w:rPr>
-          <w:rFonts w:ascii="Times New Roman" w:hAnsi="Times New Roman" w:cs="Times New Roman"/>
-        </w:rPr>
-        <w:t>auto</w:t>
-      </w:r>
-      <w:proofErr w:type="spellEnd"/>
-      <w:r>
-        <w:rPr>
-          <w:rFonts w:ascii="Times New Roman" w:hAnsi="Times New Roman" w:cs="Times New Roman"/>
-        </w:rPr>
-        <w:t xml:space="preserve"> </w:t>
-      </w:r>
-      <w:proofErr w:type="spellStart"/>
-      <w:r>
-        <w:rPr>
-          <w:rFonts w:ascii="Times New Roman" w:hAnsi="Times New Roman" w:cs="Times New Roman"/>
-        </w:rPr>
-        <w:t>linearize</w:t>
-      </w:r>
-      <w:proofErr w:type="spellEnd"/>
-      <w:r>
-        <w:rPr>
-          <w:rFonts w:ascii="Times New Roman" w:hAnsi="Times New Roman" w:cs="Times New Roman"/>
-        </w:rPr>
-        <w:t xml:space="preserve"> = </w:t>
+      <w:r>
+        <w:rPr>
+          <w:rFonts w:ascii="Times New Roman" w:hAnsi="Times New Roman" w:cs="Times New Roman"/>
+        </w:rPr>
+        <w:t xml:space="preserve">double fx = </w:t>
       </w:r>
       <w:proofErr w:type="gramStart"/>
       <w:r>
         <w:rPr>
           <w:rFonts w:ascii="Times New Roman" w:hAnsi="Times New Roman" w:cs="Times New Roman"/>
         </w:rPr>
-        <w:t>[](</w:t>
-      </w:r>
-      <w:proofErr w:type="spellStart"/>
+        <w:t>labF(</w:t>
+      </w:r>
       <w:proofErr w:type="gramEnd"/>
       <w:r>
         <w:rPr>
           <w:rFonts w:ascii="Times New Roman" w:hAnsi="Times New Roman" w:cs="Times New Roman"/>
         </w:rPr>
-        <w:t>double</w:t>
-      </w:r>
-      <w:proofErr w:type="spellEnd"/>
-      <w:r>
-        <w:rPr>
-          <w:rFonts w:ascii="Times New Roman" w:hAnsi="Times New Roman" w:cs="Times New Roman"/>
-        </w:rPr>
-        <w:t xml:space="preserve"> c) {</w:t>
-      </w:r>
-    </w:p>
-    <w:p>
-      <w:pPr>
-        <w:rPr>
-          <w:rFonts w:ascii="Times New Roman" w:hAnsi="Times New Roman" w:cs="Times New Roman"/>
-        </w:rPr>
-      </w:pPr>
-      <w:r>
-        <w:rPr>
-          <w:rFonts w:ascii="Times New Roman" w:hAnsi="Times New Roman" w:cs="Times New Roman"/>
-        </w:rPr>
-        <w:t xml:space="preserve">    </w:t>
-      </w:r>
-      <w:proofErr w:type="spellStart"/>
-      <w:r>
-        <w:rPr>
-          <w:rFonts w:ascii="Times New Roman" w:hAnsi="Times New Roman" w:cs="Times New Roman"/>
-        </w:rPr>
-        <w:t>return</w:t>
-      </w:r>
-      <w:proofErr w:type="spellEnd"/>
-      <w:r>
-        <w:rPr>
-          <w:rFonts w:ascii="Times New Roman" w:hAnsi="Times New Roman" w:cs="Times New Roman"/>
-        </w:rPr>
-        <w:t xml:space="preserve"> (</w:t>
-      </w:r>
-      <w:proofErr w:type="gramStart"/>
-      <w:r>
-        <w:rPr>
-          <w:rFonts w:ascii="Times New Roman" w:hAnsi="Times New Roman" w:cs="Times New Roman"/>
-        </w:rPr>
-        <w:t>c &gt;</w:t>
-      </w:r>
-      <w:proofErr w:type="gramEnd"/>
-      <w:r>
-        <w:rPr>
-          <w:rFonts w:ascii="Times New Roman" w:hAnsi="Times New Roman" w:cs="Times New Roman"/>
-        </w:rPr>
-        <w:t xml:space="preserve"> 0.04045</w:t>
-      </w:r>
-      <w:proofErr w:type="gramStart"/>
-      <w:r>
-        <w:rPr>
-          <w:rFonts w:ascii="Times New Roman" w:hAnsi="Times New Roman" w:cs="Times New Roman"/>
-        </w:rPr>
-        <w:t>) ?</w:t>
-      </w:r>
-      <w:proofErr w:type="gramEnd"/>
-      <w:r>
-        <w:rPr>
-          <w:rFonts w:ascii="Times New Roman" w:hAnsi="Times New Roman" w:cs="Times New Roman"/>
-        </w:rPr>
-        <w:t xml:space="preserve"> </w:t>
-      </w:r>
-      <w:proofErr w:type="spellStart"/>
-      <w:proofErr w:type="gramStart"/>
-      <w:r>
-        <w:rPr>
-          <w:rFonts w:ascii="Times New Roman" w:hAnsi="Times New Roman" w:cs="Times New Roman"/>
-        </w:rPr>
-        <w:t>std</w:t>
-      </w:r>
-      <w:proofErr w:type="spellEnd"/>
-      <w:r>
-        <w:rPr>
-          <w:rFonts w:ascii="Times New Roman" w:hAnsi="Times New Roman" w:cs="Times New Roman"/>
-        </w:rPr>
-        <w:t>::</w:t>
-      </w:r>
-      <w:proofErr w:type="spellStart"/>
-      <w:r>
-        <w:rPr>
-          <w:rFonts w:ascii="Times New Roman" w:hAnsi="Times New Roman" w:cs="Times New Roman"/>
-        </w:rPr>
-        <w:t>pow</w:t>
-      </w:r>
-      <w:proofErr w:type="spellEnd"/>
-      <w:r>
-        <w:rPr>
-          <w:rFonts w:ascii="Times New Roman" w:hAnsi="Times New Roman" w:cs="Times New Roman"/>
-        </w:rPr>
-        <w:t>(</w:t>
-      </w:r>
-      <w:proofErr w:type="gramEnd"/>
-      <w:r>
-        <w:rPr>
-          <w:rFonts w:ascii="Times New Roman" w:hAnsi="Times New Roman" w:cs="Times New Roman"/>
-        </w:rPr>
-        <w:t>(c + 0.055) / 1.055, 2.4</w:t>
-      </w:r>
-      <w:proofErr w:type="gramStart"/>
-      <w:r>
-        <w:rPr>
-          <w:rFonts w:ascii="Times New Roman" w:hAnsi="Times New Roman" w:cs="Times New Roman"/>
-        </w:rPr>
-        <w:t>) :</w:t>
-      </w:r>
-      <w:proofErr w:type="gramEnd"/>
-      <w:r>
-        <w:rPr>
-          <w:rFonts w:ascii="Times New Roman" w:hAnsi="Times New Roman" w:cs="Times New Roman"/>
-        </w:rPr>
-        <w:t xml:space="preserve"> c / 12.92;</w:t>
-      </w:r>
-    </w:p>
-    <w:p>
-      <w:pPr>
-        <w:rPr>
-          <w:rFonts w:ascii="Times New Roman" w:hAnsi="Times New Roman" w:cs="Times New Roman"/>
-        </w:rPr>
-      </w:pPr>
-      <w:r>
-        <w:rPr>
-          <w:rFonts w:ascii="Times New Roman" w:hAnsi="Times New Roman" w:cs="Times New Roman"/>
-        </w:rPr>
-        <w:t>};</w:t>
-      </w:r>
-    </w:p>
-    <w:p>
-      <w:pPr>
-        <w:rPr>
-          <w:rFonts w:ascii="Times New Roman" w:hAnsi="Times New Roman" w:cs="Times New Roman"/>
-        </w:rPr>
-      </w:pPr>
-    </w:p>
-    <w:p>
-      <w:pPr>
-        <w:rPr>
-          <w:rFonts w:ascii="Times New Roman" w:hAnsi="Times New Roman" w:cs="Times New Roman"/>
-        </w:rPr>
-      </w:pPr>
-      <w:r>
-        <w:rPr>
-          <w:rFonts w:ascii="Times New Roman" w:hAnsi="Times New Roman" w:cs="Times New Roman"/>
-        </w:rPr>
-        <w:t xml:space="preserve">3. </w:t>
-      </w:r>
-      <w:r>
-        <w:rPr>
-          <w:rFonts w:ascii="Times New Roman" w:hAnsi="Times New Roman" w:cs="Times New Roman"/>
-        </w:rPr>
-        <w:t>XYZ → LAB</w:t>
-      </w:r>
-      <w:r>
-        <w:rPr>
-          <w:rFonts w:ascii="Times New Roman" w:hAnsi="Times New Roman" w:cs="Times New Roman"/>
-        </w:rPr>
-        <w:t xml:space="preserve"> (</w:t>
-      </w:r>
-      <w:r>
-        <w:rPr>
-          <w:rFonts w:ascii="Times New Roman" w:hAnsi="Times New Roman" w:cs="Times New Roman"/>
-        </w:rPr>
-        <w:t>Нормализация относительно белой точки D65 и нелинейное преобразование</w:t>
-      </w:r>
-      <w:r>
-        <w:rPr>
-          <w:rFonts w:ascii="Times New Roman" w:hAnsi="Times New Roman" w:cs="Times New Roman"/>
-        </w:rPr>
-        <w:t>):</w:t>
-      </w:r>
-    </w:p>
-    <w:p>
-      <w:pPr>
-        <w:rPr>
-          <w:rFonts w:ascii="Times New Roman" w:hAnsi="Times New Roman" w:cs="Times New Roman"/>
-        </w:rPr>
-      </w:pPr>
-      <w:proofErr w:type="spellStart"/>
-      <w:r>
-        <w:rPr>
-          <w:rFonts w:ascii="Times New Roman" w:hAnsi="Times New Roman" w:cs="Times New Roman"/>
-        </w:rPr>
-        <w:t>double</w:t>
-      </w:r>
-      <w:proofErr w:type="spellEnd"/>
-      <w:r>
-        <w:rPr>
-          <w:rFonts w:ascii="Times New Roman" w:hAnsi="Times New Roman" w:cs="Times New Roman"/>
-        </w:rPr>
-        <w:t xml:space="preserve"> </w:t>
-      </w:r>
-      <w:proofErr w:type="spellStart"/>
-      <w:r>
-        <w:rPr>
-          <w:rFonts w:ascii="Times New Roman" w:hAnsi="Times New Roman" w:cs="Times New Roman"/>
-        </w:rPr>
-        <w:t>fx</w:t>
-      </w:r>
-      <w:proofErr w:type="spellEnd"/>
-      <w:r>
-        <w:rPr>
-          <w:rFonts w:ascii="Times New Roman" w:hAnsi="Times New Roman" w:cs="Times New Roman"/>
-        </w:rPr>
-        <w:t xml:space="preserve"> = </w:t>
-      </w:r>
-      <w:proofErr w:type="spellStart"/>
-      <w:proofErr w:type="gramStart"/>
-      <w:r>
-        <w:rPr>
-          <w:rFonts w:ascii="Times New Roman" w:hAnsi="Times New Roman" w:cs="Times New Roman"/>
-        </w:rPr>
-        <w:t>labF</w:t>
-      </w:r>
-      <w:proofErr w:type="spellEnd"/>
-      <w:r>
-        <w:rPr>
-          <w:rFonts w:ascii="Times New Roman" w:hAnsi="Times New Roman" w:cs="Times New Roman"/>
-        </w:rPr>
-        <w:t>(</w:t>
-      </w:r>
-      <w:proofErr w:type="gramEnd"/>
-      <w:r>
-        <w:rPr>
-          <w:rFonts w:ascii="Times New Roman" w:hAnsi="Times New Roman" w:cs="Times New Roman"/>
-        </w:rPr>
         <w:t>x / D65.x());</w:t>
       </w:r>
     </w:p>
@@ -978,82 +738,24 @@
           <w:rFonts w:ascii="Times New Roman" w:hAnsi="Times New Roman" w:cs="Times New Roman"/>
         </w:rPr>
       </w:pPr>
-      <w:proofErr w:type="spellStart"/>
-      <w:r>
-        <w:rPr>
-          <w:rFonts w:ascii="Times New Roman" w:hAnsi="Times New Roman" w:cs="Times New Roman"/>
-        </w:rPr>
-        <w:t>double</w:t>
-      </w:r>
-      <w:proofErr w:type="spellEnd"/>
-      <w:r>
-        <w:rPr>
-          <w:rFonts w:ascii="Times New Roman" w:hAnsi="Times New Roman" w:cs="Times New Roman"/>
-        </w:rPr>
-        <w:t xml:space="preserve"> l = 116 * </w:t>
-      </w:r>
-      <w:proofErr w:type="spellStart"/>
-      <w:r>
-        <w:rPr>
-          <w:rFonts w:ascii="Times New Roman" w:hAnsi="Times New Roman" w:cs="Times New Roman"/>
-        </w:rPr>
-        <w:t>fy</w:t>
-      </w:r>
-      <w:proofErr w:type="spellEnd"/>
-      <w:r>
-        <w:rPr>
-          <w:rFonts w:ascii="Times New Roman" w:hAnsi="Times New Roman" w:cs="Times New Roman"/>
-        </w:rPr>
-        <w:t xml:space="preserve"> - 16;</w:t>
-      </w:r>
-    </w:p>
-    <w:p>
-      <w:pPr>
-        <w:rPr>
-          <w:rFonts w:ascii="Times New Roman" w:hAnsi="Times New Roman" w:cs="Times New Roman"/>
-        </w:rPr>
-      </w:pPr>
-      <w:proofErr w:type="spellStart"/>
-      <w:r>
-        <w:rPr>
-          <w:rFonts w:ascii="Times New Roman" w:hAnsi="Times New Roman" w:cs="Times New Roman"/>
-        </w:rPr>
-        <w:t>double</w:t>
-      </w:r>
-      <w:proofErr w:type="spellEnd"/>
-      <w:r>
-        <w:rPr>
-          <w:rFonts w:ascii="Times New Roman" w:hAnsi="Times New Roman" w:cs="Times New Roman"/>
-        </w:rPr>
-        <w:t xml:space="preserve"> a = 500 * (</w:t>
-      </w:r>
-      <w:proofErr w:type="spellStart"/>
-      <w:r>
-        <w:rPr>
-          <w:rFonts w:ascii="Times New Roman" w:hAnsi="Times New Roman" w:cs="Times New Roman"/>
-        </w:rPr>
-        <w:t>fx</w:t>
-      </w:r>
-      <w:proofErr w:type="spellEnd"/>
-      <w:r>
-        <w:rPr>
-          <w:rFonts w:ascii="Times New Roman" w:hAnsi="Times New Roman" w:cs="Times New Roman"/>
-        </w:rPr>
-        <w:t xml:space="preserve"> - </w:t>
-      </w:r>
-      <w:proofErr w:type="spellStart"/>
-      <w:r>
-        <w:rPr>
-          <w:rFonts w:ascii="Times New Roman" w:hAnsi="Times New Roman" w:cs="Times New Roman"/>
-        </w:rPr>
-        <w:t>fy</w:t>
-      </w:r>
-      <w:proofErr w:type="spellEnd"/>
-      <w:r>
-        <w:rPr>
-          <w:rFonts w:ascii="Times New Roman" w:hAnsi="Times New Roman" w:cs="Times New Roman"/>
-        </w:rPr>
-        <w:t>);</w:t>
+      <w:r>
+        <w:rPr>
+          <w:rFonts w:ascii="Times New Roman" w:hAnsi="Times New Roman" w:cs="Times New Roman"/>
+        </w:rPr>
+        <w:t>double l = 116 * fy - 16;</w:t>
+      </w:r>
+    </w:p>
+    <w:p>
+      <w:pPr>
+        <w:rPr>
+          <w:rFonts w:ascii="Times New Roman" w:hAnsi="Times New Roman" w:cs="Times New Roman"/>
+        </w:rPr>
+      </w:pPr>
+      <w:r>
+        <w:rPr>
+          <w:rFonts w:ascii="Times New Roman" w:hAnsi="Times New Roman" w:cs="Times New Roman"/>
+        </w:rPr>
+        <w:t>double a = 500 * (fx - fy);</w:t>
       </w:r>
     </w:p>
     <w:p>
@@ -1158,77 +860,11 @@
           <w:rFonts w:ascii="Times New Roman" w:hAnsi="Times New Roman" w:cs="Times New Roman"/>
         </w:rPr>
       </w:pPr>
-      <w:proofErr w:type="spellStart"/>
-      <w:r>
-        <w:rPr>
-          <w:rFonts w:ascii="Times New Roman" w:hAnsi="Times New Roman" w:cs="Times New Roman"/>
-        </w:rPr>
-        <w:t>void</w:t>
-      </w:r>
-      <w:proofErr w:type="spellEnd"/>
-      <w:r>
-        <w:rPr>
-          <w:rFonts w:ascii="Times New Roman" w:hAnsi="Times New Roman" w:cs="Times New Roman"/>
-        </w:rPr>
-        <w:t xml:space="preserve"> </w:t>
-      </w:r>
-      <w:proofErr w:type="spellStart"/>
-      <w:proofErr w:type="gramStart"/>
-      <w:r>
-        <w:rPr>
-          <w:rFonts w:ascii="Times New Roman" w:hAnsi="Times New Roman" w:cs="Times New Roman"/>
-        </w:rPr>
-        <w:t>checkColorBounds</w:t>
-      </w:r>
-      <w:proofErr w:type="spellEnd"/>
-      <w:r>
-        <w:rPr>
-          <w:rFonts w:ascii="Times New Roman" w:hAnsi="Times New Roman" w:cs="Times New Roman"/>
-        </w:rPr>
-        <w:t>(</w:t>
-      </w:r>
-      <w:proofErr w:type="spellStart"/>
-      <w:proofErr w:type="gramEnd"/>
-      <w:r>
-        <w:rPr>
-          <w:rFonts w:ascii="Times New Roman" w:hAnsi="Times New Roman" w:cs="Times New Roman"/>
-        </w:rPr>
-        <w:t>const</w:t>
-      </w:r>
-      <w:proofErr w:type="spellEnd"/>
-      <w:r>
-        <w:rPr>
-          <w:rFonts w:ascii="Times New Roman" w:hAnsi="Times New Roman" w:cs="Times New Roman"/>
-        </w:rPr>
-        <w:t xml:space="preserve"> </w:t>
-      </w:r>
-      <w:proofErr w:type="spellStart"/>
-      <w:r>
-        <w:rPr>
-          <w:rFonts w:ascii="Times New Roman" w:hAnsi="Times New Roman" w:cs="Times New Roman"/>
-        </w:rPr>
-        <w:t>QColor</w:t>
-      </w:r>
-      <w:proofErr w:type="spellEnd"/>
-      <w:r>
-        <w:rPr>
-          <w:rFonts w:ascii="Times New Roman" w:hAnsi="Times New Roman" w:cs="Times New Roman"/>
-        </w:rPr>
-        <w:t xml:space="preserve">&amp; </w:t>
-      </w:r>
-      <w:proofErr w:type="spellStart"/>
-      <w:r>
-        <w:rPr>
-          <w:rFonts w:ascii="Times New Roman" w:hAnsi="Times New Roman" w:cs="Times New Roman"/>
-        </w:rPr>
-        <w:t>color</w:t>
-      </w:r>
-      <w:proofErr w:type="spellEnd"/>
-      <w:r>
-        <w:rPr>
-          <w:rFonts w:ascii="Times New Roman" w:hAnsi="Times New Roman" w:cs="Times New Roman"/>
-        </w:rPr>
-        <w:t>)</w:t>
+      <w:r>
+        <w:rPr>
+          <w:rFonts w:ascii="Times New Roman" w:hAnsi="Times New Roman" w:cs="Times New Roman"/>
+        </w:rPr>
+        <w:t>void checkColorBounds(const QColor&amp; color)</w:t>
       </w:r>
     </w:p>
     <w:p>
@@ -1254,124 +890,20 @@
         <w:rPr>
           <w:rFonts w:ascii="Times New Roman" w:hAnsi="Times New Roman" w:cs="Times New Roman"/>
         </w:rPr>
-        <w:t xml:space="preserve">    </w:t>
-      </w:r>
-      <w:proofErr w:type="spellStart"/>
-      <w:r>
-        <w:rPr>
-          <w:rFonts w:ascii="Times New Roman" w:hAnsi="Times New Roman" w:cs="Times New Roman"/>
-        </w:rPr>
-        <w:t>bool</w:t>
-      </w:r>
-      <w:proofErr w:type="spellEnd"/>
-      <w:r>
-        <w:rPr>
-          <w:rFonts w:ascii="Times New Roman" w:hAnsi="Times New Roman" w:cs="Times New Roman"/>
-        </w:rPr>
-        <w:t xml:space="preserve"> </w:t>
-      </w:r>
-      <w:proofErr w:type="spellStart"/>
-      <w:r>
-        <w:rPr>
-          <w:rFonts w:ascii="Times New Roman" w:hAnsi="Times New Roman" w:cs="Times New Roman"/>
-        </w:rPr>
-        <w:t>hasClipping</w:t>
-      </w:r>
-      <w:proofErr w:type="spellEnd"/>
-      <w:r>
-        <w:rPr>
-          <w:rFonts w:ascii="Times New Roman" w:hAnsi="Times New Roman" w:cs="Times New Roman"/>
-        </w:rPr>
-        <w:t xml:space="preserve"> = (</w:t>
-      </w:r>
-      <w:proofErr w:type="spellStart"/>
-      <w:proofErr w:type="gramStart"/>
-      <w:r>
-        <w:rPr>
-          <w:rFonts w:ascii="Times New Roman" w:hAnsi="Times New Roman" w:cs="Times New Roman"/>
-        </w:rPr>
-        <w:t>color.red</w:t>
-      </w:r>
-      <w:proofErr w:type="spellEnd"/>
-      <w:r>
-        <w:rPr>
-          <w:rFonts w:ascii="Times New Roman" w:hAnsi="Times New Roman" w:cs="Times New Roman"/>
-        </w:rPr>
-        <w:t>(</w:t>
-      </w:r>
-      <w:proofErr w:type="gramEnd"/>
-      <w:r>
-        <w:rPr>
-          <w:rFonts w:ascii="Times New Roman" w:hAnsi="Times New Roman" w:cs="Times New Roman"/>
-        </w:rPr>
-        <w:t xml:space="preserve">) == 255 || </w:t>
-      </w:r>
-      <w:proofErr w:type="spellStart"/>
-      <w:proofErr w:type="gramStart"/>
-      <w:r>
-        <w:rPr>
-          <w:rFonts w:ascii="Times New Roman" w:hAnsi="Times New Roman" w:cs="Times New Roman"/>
-        </w:rPr>
-        <w:t>color.red</w:t>
-      </w:r>
-      <w:proofErr w:type="spellEnd"/>
-      <w:r>
-        <w:rPr>
-          <w:rFonts w:ascii="Times New Roman" w:hAnsi="Times New Roman" w:cs="Times New Roman"/>
-        </w:rPr>
-        <w:t>(</w:t>
-      </w:r>
-      <w:proofErr w:type="gramEnd"/>
-      <w:r>
-        <w:rPr>
-          <w:rFonts w:ascii="Times New Roman" w:hAnsi="Times New Roman" w:cs="Times New Roman"/>
-        </w:rPr>
-        <w:t>) == 0 ||</w:t>
-      </w:r>
-    </w:p>
-    <w:p>
-      <w:pPr>
-        <w:rPr>
-          <w:rFonts w:ascii="Times New Roman" w:hAnsi="Times New Roman" w:cs="Times New Roman"/>
-        </w:rPr>
-      </w:pPr>
-      <w:r>
-        <w:rPr>
-          <w:rFonts w:ascii="Times New Roman" w:hAnsi="Times New Roman" w:cs="Times New Roman"/>
-        </w:rPr>
-        <w:t xml:space="preserve">                        </w:t>
-      </w:r>
-      <w:proofErr w:type="spellStart"/>
-      <w:proofErr w:type="gramStart"/>
-      <w:r>
-        <w:rPr>
-          <w:rFonts w:ascii="Times New Roman" w:hAnsi="Times New Roman" w:cs="Times New Roman"/>
-        </w:rPr>
-        <w:t>color.green</w:t>
-      </w:r>
-      <w:proofErr w:type="spellEnd"/>
-      <w:proofErr w:type="gramEnd"/>
-      <w:r>
-        <w:rPr>
-          <w:rFonts w:ascii="Times New Roman" w:hAnsi="Times New Roman" w:cs="Times New Roman"/>
-        </w:rPr>
-        <w:t xml:space="preserve">() == 255 || </w:t>
-      </w:r>
-      <w:proofErr w:type="spellStart"/>
-      <w:proofErr w:type="gramStart"/>
-      <w:r>
-        <w:rPr>
-          <w:rFonts w:ascii="Times New Roman" w:hAnsi="Times New Roman" w:cs="Times New Roman"/>
-        </w:rPr>
-        <w:t>color.green</w:t>
-      </w:r>
-      <w:proofErr w:type="spellEnd"/>
-      <w:proofErr w:type="gramEnd"/>
-      <w:r>
-        <w:rPr>
-          <w:rFonts w:ascii="Times New Roman" w:hAnsi="Times New Roman" w:cs="Times New Roman"/>
-        </w:rPr>
-        <w:t>() == 0 ||</w:t>
+        <w:t xml:space="preserve">    bool hasClipping = (color.red() == 255 || color.red() == 0 ||</w:t>
+      </w:r>
+    </w:p>
+    <w:p>
+      <w:pPr>
+        <w:rPr>
+          <w:rFonts w:ascii="Times New Roman" w:hAnsi="Times New Roman" w:cs="Times New Roman"/>
+        </w:rPr>
+      </w:pPr>
+      <w:r>
+        <w:rPr>
+          <w:rFonts w:ascii="Times New Roman" w:hAnsi="Times New Roman" w:cs="Times New Roman"/>
+        </w:rPr>
+        <w:t xml:space="preserve">                        color.green() == 255 || color.green() == 0 ||</w:t>
       </w:r>
     </w:p>
     <w:p>
@@ -1385,39 +917,7 @@
           <w:rFonts w:ascii="Times New Roman" w:hAnsi="Times New Roman" w:cs="Times New Roman"/>
         </w:rPr>
         <w:lastRenderedPageBreak/>
-        <w:t xml:space="preserve">                        </w:t>
-      </w:r>
-      <w:proofErr w:type="spellStart"/>
-      <w:proofErr w:type="gramStart"/>
-      <w:r>
-        <w:rPr>
-          <w:rFonts w:ascii="Times New Roman" w:hAnsi="Times New Roman" w:cs="Times New Roman"/>
-        </w:rPr>
-        <w:t>color.blue</w:t>
-      </w:r>
-      <w:proofErr w:type="spellEnd"/>
-      <w:proofErr w:type="gramEnd"/>
-      <w:r>
-        <w:rPr>
-          <w:rFonts w:ascii="Times New Roman" w:hAnsi="Times New Roman" w:cs="Times New Roman"/>
-        </w:rPr>
-        <w:t xml:space="preserve">() == 255 || </w:t>
-      </w:r>
-      <w:proofErr w:type="spellStart"/>
-      <w:proofErr w:type="gramStart"/>
-      <w:r>
-        <w:rPr>
-          <w:rFonts w:ascii="Times New Roman" w:hAnsi="Times New Roman" w:cs="Times New Roman"/>
-        </w:rPr>
-        <w:t>color.blue</w:t>
-      </w:r>
-      <w:proofErr w:type="spellEnd"/>
-      <w:proofErr w:type="gramEnd"/>
-      <w:r>
-        <w:rPr>
-          <w:rFonts w:ascii="Times New Roman" w:hAnsi="Times New Roman" w:cs="Times New Roman"/>
-        </w:rPr>
-        <w:t>() == 0);</w:t>
+        <w:t xml:space="preserve">                        color.blue() == 255 || color.blue() == 0);</w:t>
       </w:r>
     </w:p>
     <w:p>
@@ -1488,186 +988,46 @@
         <w:rPr>
           <w:rFonts w:ascii="Times New Roman" w:hAnsi="Times New Roman" w:cs="Times New Roman"/>
         </w:rPr>
-        <w:t xml:space="preserve">- HSV: </w:t>
-      </w:r>
-      <w:proofErr w:type="gramStart"/>
-      <w:r>
-        <w:rPr>
-          <w:rFonts w:ascii="Times New Roman" w:hAnsi="Times New Roman" w:cs="Times New Roman"/>
-        </w:rPr>
-        <w:t>H(</w:t>
-      </w:r>
-      <w:proofErr w:type="gramEnd"/>
-      <w:r>
-        <w:rPr>
-          <w:rFonts w:ascii="Times New Roman" w:hAnsi="Times New Roman" w:cs="Times New Roman"/>
-        </w:rPr>
-        <w:t xml:space="preserve">0-360), </w:t>
-      </w:r>
-      <w:proofErr w:type="gramStart"/>
-      <w:r>
-        <w:rPr>
-          <w:rFonts w:ascii="Times New Roman" w:hAnsi="Times New Roman" w:cs="Times New Roman"/>
-        </w:rPr>
-        <w:t>S(</w:t>
-      </w:r>
-      <w:proofErr w:type="gramEnd"/>
-      <w:r>
-        <w:rPr>
-          <w:rFonts w:ascii="Times New Roman" w:hAnsi="Times New Roman" w:cs="Times New Roman"/>
-        </w:rPr>
-        <w:t xml:space="preserve">0-100), </w:t>
-      </w:r>
-      <w:proofErr w:type="gramStart"/>
-      <w:r>
-        <w:rPr>
-          <w:rFonts w:ascii="Times New Roman" w:hAnsi="Times New Roman" w:cs="Times New Roman"/>
-        </w:rPr>
-        <w:t>V(</w:t>
-      </w:r>
-      <w:proofErr w:type="gramEnd"/>
-      <w:r>
-        <w:rPr>
-          <w:rFonts w:ascii="Times New Roman" w:hAnsi="Times New Roman" w:cs="Times New Roman"/>
-        </w:rPr>
-        <w:t>0-100)</w:t>
-      </w:r>
-    </w:p>
-    <w:p>
-      <w:pPr>
-        <w:rPr>
-          <w:rFonts w:ascii="Times New Roman" w:hAnsi="Times New Roman" w:cs="Times New Roman"/>
-        </w:rPr>
-      </w:pPr>
-      <w:r>
-        <w:rPr>
-          <w:rFonts w:ascii="Times New Roman" w:hAnsi="Times New Roman" w:cs="Times New Roman"/>
-        </w:rPr>
-        <w:t xml:space="preserve">- XYZ: </w:t>
-      </w:r>
-      <w:proofErr w:type="gramStart"/>
-      <w:r>
-        <w:rPr>
-          <w:rFonts w:ascii="Times New Roman" w:hAnsi="Times New Roman" w:cs="Times New Roman"/>
-        </w:rPr>
-        <w:t>X(</w:t>
-      </w:r>
-      <w:proofErr w:type="gramEnd"/>
-      <w:r>
-        <w:rPr>
-          <w:rFonts w:ascii="Times New Roman" w:hAnsi="Times New Roman" w:cs="Times New Roman"/>
-        </w:rPr>
-        <w:t xml:space="preserve">0-100), </w:t>
-      </w:r>
-      <w:proofErr w:type="gramStart"/>
-      <w:r>
-        <w:rPr>
-          <w:rFonts w:ascii="Times New Roman" w:hAnsi="Times New Roman" w:cs="Times New Roman"/>
-        </w:rPr>
-        <w:t>Y(</w:t>
-      </w:r>
-      <w:proofErr w:type="gramEnd"/>
-      <w:r>
-        <w:rPr>
-          <w:rFonts w:ascii="Times New Roman" w:hAnsi="Times New Roman" w:cs="Times New Roman"/>
-        </w:rPr>
-        <w:t xml:space="preserve">0-100), </w:t>
-      </w:r>
-      <w:proofErr w:type="gramStart"/>
-      <w:r>
-        <w:rPr>
-          <w:rFonts w:ascii="Times New Roman" w:hAnsi="Times New Roman" w:cs="Times New Roman"/>
-        </w:rPr>
-        <w:t>Z(</w:t>
-      </w:r>
-      <w:proofErr w:type="gramEnd"/>
-      <w:r>
-        <w:rPr>
-          <w:rFonts w:ascii="Times New Roman" w:hAnsi="Times New Roman" w:cs="Times New Roman"/>
-        </w:rPr>
-        <w:t xml:space="preserve">0-100)  </w:t>
-      </w:r>
-    </w:p>
-    <w:p>
-      <w:pPr>
-        <w:rPr>
-          <w:rFonts w:ascii="Times New Roman" w:hAnsi="Times New Roman" w:cs="Times New Roman"/>
-        </w:rPr>
-      </w:pPr>
-      <w:r>
-        <w:rPr>
-          <w:rFonts w:ascii="Times New Roman" w:hAnsi="Times New Roman" w:cs="Times New Roman"/>
-        </w:rPr>
-        <w:t xml:space="preserve">- LAB: </w:t>
-      </w:r>
-      <w:proofErr w:type="gramStart"/>
-      <w:r>
-        <w:rPr>
-          <w:rFonts w:ascii="Times New Roman" w:hAnsi="Times New Roman" w:cs="Times New Roman"/>
-        </w:rPr>
-        <w:t>L(</w:t>
-      </w:r>
-      <w:proofErr w:type="gramEnd"/>
-      <w:r>
-        <w:rPr>
-          <w:rFonts w:ascii="Times New Roman" w:hAnsi="Times New Roman" w:cs="Times New Roman"/>
-        </w:rPr>
-        <w:t xml:space="preserve">0-100), </w:t>
-      </w:r>
-      <w:proofErr w:type="gramStart"/>
-      <w:r>
-        <w:rPr>
-          <w:rFonts w:ascii="Times New Roman" w:hAnsi="Times New Roman" w:cs="Times New Roman"/>
-        </w:rPr>
-        <w:t>A(</w:t>
-      </w:r>
-      <w:proofErr w:type="gramEnd"/>
-      <w:r>
-        <w:rPr>
-          <w:rFonts w:ascii="Times New Roman" w:hAnsi="Times New Roman" w:cs="Times New Roman"/>
-        </w:rPr>
-        <w:t xml:space="preserve">-128-127), </w:t>
-      </w:r>
-      <w:proofErr w:type="gramStart"/>
-      <w:r>
-        <w:rPr>
-          <w:rFonts w:ascii="Times New Roman" w:hAnsi="Times New Roman" w:cs="Times New Roman"/>
-        </w:rPr>
-        <w:t>B(</w:t>
-      </w:r>
-      <w:proofErr w:type="gramEnd"/>
-      <w:r>
-        <w:rPr>
-          <w:rFonts w:ascii="Times New Roman" w:hAnsi="Times New Roman" w:cs="Times New Roman"/>
-        </w:rPr>
-        <w:t>-128-127)</w:t>
-      </w:r>
-    </w:p>
-    <w:p>
-      <w:pPr>
-        <w:rPr>
-          <w:rFonts w:ascii="Times New Roman" w:hAnsi="Times New Roman" w:cs="Times New Roman"/>
-        </w:rPr>
-      </w:pPr>
-      <w:r>
-        <w:rPr>
-          <w:rFonts w:ascii="Times New Roman" w:hAnsi="Times New Roman" w:cs="Times New Roman"/>
-        </w:rPr>
-        <w:t xml:space="preserve">Решение: Использование </w:t>
-      </w:r>
-      <w:proofErr w:type="spellStart"/>
-      <w:r>
-        <w:rPr>
-          <w:rFonts w:ascii="Times New Roman" w:hAnsi="Times New Roman" w:cs="Times New Roman"/>
-        </w:rPr>
-        <w:t>QSlider</w:t>
-      </w:r>
-      <w:proofErr w:type="spellEnd"/>
-      <w:r>
-        <w:rPr>
-          <w:rFonts w:ascii="Times New Roman" w:hAnsi="Times New Roman" w:cs="Times New Roman"/>
-        </w:rPr>
-        <w:t xml:space="preserve"> с разными диапазонами и масштабированием значений.</w:t>
+        <w:t>- HSV: H(0-360), S(0-100), V(0-100)</w:t>
+      </w:r>
+    </w:p>
+    <w:p>
+      <w:pPr>
+        <w:rPr>
+          <w:rFonts w:ascii="Times New Roman" w:hAnsi="Times New Roman" w:cs="Times New Roman"/>
+        </w:rPr>
+      </w:pPr>
+      <w:r>
+        <w:rPr>
+          <w:rFonts w:ascii="Times New Roman" w:hAnsi="Times New Roman" w:cs="Times New Roman"/>
+        </w:rPr>
+        <w:t xml:space="preserve">- XYZ: X(0-100), Y(0-100), Z(0-100)  </w:t>
+      </w:r>
+    </w:p>
+    <w:p>
+      <w:pPr>
+        <w:rPr>
+          <w:rFonts w:ascii="Times New Roman" w:hAnsi="Times New Roman" w:cs="Times New Roman"/>
+        </w:rPr>
+      </w:pPr>
+      <w:r>
+        <w:rPr>
+          <w:rFonts w:ascii="Times New Roman" w:hAnsi="Times New Roman" w:cs="Times New Roman"/>
+        </w:rPr>
+        <w:t>- LAB: L(0-100), A(-128-127), B(-128-127)</w:t>
+      </w:r>
+    </w:p>
+    <w:p>
+      <w:pPr>
+        <w:rPr>
+          <w:rFonts w:ascii="Times New Roman" w:hAnsi="Times New Roman" w:cs="Times New Roman"/>
+        </w:rPr>
+      </w:pPr>
+      <w:r>
+        <w:rPr>
+          <w:rFonts w:ascii="Times New Roman" w:hAnsi="Times New Roman" w:cs="Times New Roman"/>
+        </w:rPr>
+        <w:t>Решение: Использование QSlider с разными диапазонами и масштабированием значений.</w:t>
       </w:r>
     </w:p>
     <w:p>
@@ -1717,21 +1077,7 @@
         <w:rPr>
           <w:rFonts w:ascii="Times New Roman" w:hAnsi="Times New Roman" w:cs="Times New Roman"/>
         </w:rPr>
-        <w:t xml:space="preserve">- Использование </w:t>
-      </w:r>
-      <w:proofErr w:type="spellStart"/>
-      <w:r>
-        <w:rPr>
-          <w:rFonts w:ascii="Times New Roman" w:hAnsi="Times New Roman" w:cs="Times New Roman"/>
-        </w:rPr>
-        <w:t>QDoubleSpinBox</w:t>
-      </w:r>
-      <w:proofErr w:type="spellEnd"/>
-      <w:r>
-        <w:rPr>
-          <w:rFonts w:ascii="Times New Roman" w:hAnsi="Times New Roman" w:cs="Times New Roman"/>
-        </w:rPr>
-        <w:t xml:space="preserve"> с настраиваемой точностью</w:t>
+        <w:t>- Использование QDoubleSpinBox с настраиваемой точностью</w:t>
       </w:r>
     </w:p>
     <w:p>
@@ -1794,100 +1140,20 @@
         <w:rPr>
           <w:rFonts w:ascii="Times New Roman" w:hAnsi="Times New Roman" w:cs="Times New Roman"/>
         </w:rPr>
-        <w:t xml:space="preserve">Решение: Введение флага </w:t>
-      </w:r>
-      <w:proofErr w:type="spellStart"/>
-      <w:r>
-        <w:rPr>
-          <w:rFonts w:ascii="Times New Roman" w:hAnsi="Times New Roman" w:cs="Times New Roman"/>
-        </w:rPr>
-        <w:t>m_updating</w:t>
-      </w:r>
-      <w:proofErr w:type="spellEnd"/>
-      <w:r>
-        <w:rPr>
-          <w:rFonts w:ascii="Times New Roman" w:hAnsi="Times New Roman" w:cs="Times New Roman"/>
-        </w:rPr>
-        <w:t xml:space="preserve"> для предотвращения рекурсии:</w:t>
-      </w:r>
-    </w:p>
-    <w:p>
-      <w:pPr>
-        <w:rPr>
-          <w:rFonts w:ascii="Times New Roman" w:hAnsi="Times New Roman" w:cs="Times New Roman"/>
-        </w:rPr>
-      </w:pPr>
-      <w:proofErr w:type="spellStart"/>
-      <w:r>
-        <w:rPr>
-          <w:rFonts w:ascii="Times New Roman" w:hAnsi="Times New Roman" w:cs="Times New Roman"/>
-        </w:rPr>
-        <w:t>void</w:t>
-      </w:r>
-      <w:proofErr w:type="spellEnd"/>
-      <w:r>
-        <w:rPr>
-          <w:rFonts w:ascii="Times New Roman" w:hAnsi="Times New Roman" w:cs="Times New Roman"/>
-        </w:rPr>
-        <w:t xml:space="preserve"> </w:t>
-      </w:r>
-      <w:proofErr w:type="spellStart"/>
-      <w:proofErr w:type="gramStart"/>
-      <w:r>
-        <w:rPr>
-          <w:rFonts w:ascii="Times New Roman" w:hAnsi="Times New Roman" w:cs="Times New Roman"/>
-        </w:rPr>
-        <w:t>MainWindow</w:t>
-      </w:r>
-      <w:proofErr w:type="spellEnd"/>
-      <w:r>
-        <w:rPr>
-          <w:rFonts w:ascii="Times New Roman" w:hAnsi="Times New Roman" w:cs="Times New Roman"/>
-        </w:rPr>
-        <w:t>::</w:t>
-      </w:r>
-      <w:proofErr w:type="spellStart"/>
-      <w:r>
-        <w:rPr>
-          <w:rFonts w:ascii="Times New Roman" w:hAnsi="Times New Roman" w:cs="Times New Roman"/>
-        </w:rPr>
-        <w:t>updateAllViews</w:t>
-      </w:r>
-      <w:proofErr w:type="spellEnd"/>
-      <w:r>
-        <w:rPr>
-          <w:rFonts w:ascii="Times New Roman" w:hAnsi="Times New Roman" w:cs="Times New Roman"/>
-        </w:rPr>
-        <w:t>(</w:t>
-      </w:r>
-      <w:proofErr w:type="spellStart"/>
-      <w:proofErr w:type="gramEnd"/>
-      <w:r>
-        <w:rPr>
-          <w:rFonts w:ascii="Times New Roman" w:hAnsi="Times New Roman" w:cs="Times New Roman"/>
-        </w:rPr>
-        <w:t>int</w:t>
-      </w:r>
-      <w:proofErr w:type="spellEnd"/>
-      <w:r>
-        <w:rPr>
-          <w:rFonts w:ascii="Times New Roman" w:hAnsi="Times New Roman" w:cs="Times New Roman"/>
-        </w:rPr>
-        <w:t xml:space="preserve"> </w:t>
-      </w:r>
-      <w:proofErr w:type="spellStart"/>
-      <w:r>
-        <w:rPr>
-          <w:rFonts w:ascii="Times New Roman" w:hAnsi="Times New Roman" w:cs="Times New Roman"/>
-        </w:rPr>
-        <w:t>sourceModel</w:t>
-      </w:r>
-      <w:proofErr w:type="spellEnd"/>
-      <w:r>
-        <w:rPr>
-          <w:rFonts w:ascii="Times New Roman" w:hAnsi="Times New Roman" w:cs="Times New Roman"/>
-        </w:rPr>
-        <w:t>)</w:t>
+        <w:t>Решение: Введение флага m_updating для предотвращения рекурсии:</w:t>
+      </w:r>
+    </w:p>
+    <w:p>
+      <w:pPr>
+        <w:rPr>
+          <w:rFonts w:ascii="Times New Roman" w:hAnsi="Times New Roman" w:cs="Times New Roman"/>
+        </w:rPr>
+      </w:pPr>
+      <w:r>
+        <w:rPr>
+          <w:rFonts w:ascii="Times New Roman" w:hAnsi="Times New Roman" w:cs="Times New Roman"/>
+        </w:rPr>
+        <w:t>void MainWindow::updateAllViews(int sourceModel)</w:t>
       </w:r>
     </w:p>
     <w:p>
@@ -1913,90 +1179,20 @@
         <w:rPr>
           <w:rFonts w:ascii="Times New Roman" w:hAnsi="Times New Roman" w:cs="Times New Roman"/>
         </w:rPr>
-        <w:t xml:space="preserve">    </w:t>
-      </w:r>
-      <w:proofErr w:type="spellStart"/>
-      <w:r>
-        <w:rPr>
-          <w:rFonts w:ascii="Times New Roman" w:hAnsi="Times New Roman" w:cs="Times New Roman"/>
-        </w:rPr>
-        <w:t>if</w:t>
-      </w:r>
-      <w:proofErr w:type="spellEnd"/>
-      <w:r>
-        <w:rPr>
-          <w:rFonts w:ascii="Times New Roman" w:hAnsi="Times New Roman" w:cs="Times New Roman"/>
-        </w:rPr>
-        <w:t xml:space="preserve"> (</w:t>
-      </w:r>
-      <w:proofErr w:type="spellStart"/>
-      <w:r>
-        <w:rPr>
-          <w:rFonts w:ascii="Times New Roman" w:hAnsi="Times New Roman" w:cs="Times New Roman"/>
-        </w:rPr>
-        <w:t>m_updating</w:t>
-      </w:r>
-      <w:proofErr w:type="spellEnd"/>
-      <w:r>
-        <w:rPr>
-          <w:rFonts w:ascii="Times New Roman" w:hAnsi="Times New Roman" w:cs="Times New Roman"/>
-        </w:rPr>
-        <w:t xml:space="preserve">) </w:t>
-      </w:r>
-      <w:proofErr w:type="spellStart"/>
-      <w:r>
-        <w:rPr>
-          <w:rFonts w:ascii="Times New Roman" w:hAnsi="Times New Roman" w:cs="Times New Roman"/>
-        </w:rPr>
-        <w:t>return</w:t>
-      </w:r>
-      <w:proofErr w:type="spellEnd"/>
-      <w:r>
-        <w:rPr>
-          <w:rFonts w:ascii="Times New Roman" w:hAnsi="Times New Roman" w:cs="Times New Roman"/>
-        </w:rPr>
-        <w:t>;</w:t>
-      </w:r>
-    </w:p>
-    <w:p>
-      <w:pPr>
-        <w:rPr>
-          <w:rFonts w:ascii="Times New Roman" w:hAnsi="Times New Roman" w:cs="Times New Roman"/>
-        </w:rPr>
-      </w:pPr>
-      <w:r>
-        <w:rPr>
-          <w:rFonts w:ascii="Times New Roman" w:hAnsi="Times New Roman" w:cs="Times New Roman"/>
-        </w:rPr>
-        <w:t xml:space="preserve">    </w:t>
-      </w:r>
-      <w:proofErr w:type="spellStart"/>
-      <w:r>
-        <w:rPr>
-          <w:rFonts w:ascii="Times New Roman" w:hAnsi="Times New Roman" w:cs="Times New Roman"/>
-        </w:rPr>
-        <w:t>m_updating</w:t>
-      </w:r>
-      <w:proofErr w:type="spellEnd"/>
-      <w:r>
-        <w:rPr>
-          <w:rFonts w:ascii="Times New Roman" w:hAnsi="Times New Roman" w:cs="Times New Roman"/>
-        </w:rPr>
-        <w:t xml:space="preserve"> = </w:t>
-      </w:r>
-      <w:proofErr w:type="spellStart"/>
-      <w:r>
-        <w:rPr>
-          <w:rFonts w:ascii="Times New Roman" w:hAnsi="Times New Roman" w:cs="Times New Roman"/>
-        </w:rPr>
-        <w:t>true</w:t>
-      </w:r>
-      <w:proofErr w:type="spellEnd"/>
-      <w:r>
-        <w:rPr>
-          <w:rFonts w:ascii="Times New Roman" w:hAnsi="Times New Roman" w:cs="Times New Roman"/>
-        </w:rPr>
-        <w:t>;</w:t>
+        <w:t xml:space="preserve">    if (m_updating) return;</w:t>
+      </w:r>
+    </w:p>
+    <w:p>
+      <w:pPr>
+        <w:rPr>
+          <w:rFonts w:ascii="Times New Roman" w:hAnsi="Times New Roman" w:cs="Times New Roman"/>
+        </w:rPr>
+      </w:pPr>
+      <w:r>
+        <w:rPr>
+          <w:rFonts w:ascii="Times New Roman" w:hAnsi="Times New Roman" w:cs="Times New Roman"/>
+        </w:rPr>
+        <w:t xml:space="preserve">    m_updating = true;</w:t>
       </w:r>
     </w:p>
     <w:p>
@@ -2022,35 +1218,7 @@
         <w:rPr>
           <w:rFonts w:ascii="Times New Roman" w:hAnsi="Times New Roman" w:cs="Times New Roman"/>
         </w:rPr>
-        <w:t xml:space="preserve">    </w:t>
-      </w:r>
-      <w:proofErr w:type="spellStart"/>
-      <w:r>
-        <w:rPr>
-          <w:rFonts w:ascii="Times New Roman" w:hAnsi="Times New Roman" w:cs="Times New Roman"/>
-        </w:rPr>
-        <w:t>m_updating</w:t>
-      </w:r>
-      <w:proofErr w:type="spellEnd"/>
-      <w:r>
-        <w:rPr>
-          <w:rFonts w:ascii="Times New Roman" w:hAnsi="Times New Roman" w:cs="Times New Roman"/>
-        </w:rPr>
-        <w:t xml:space="preserve"> = </w:t>
-      </w:r>
-      <w:proofErr w:type="spellStart"/>
-      <w:r>
-        <w:rPr>
-          <w:rFonts w:ascii="Times New Roman" w:hAnsi="Times New Roman" w:cs="Times New Roman"/>
-        </w:rPr>
-        <w:t>false</w:t>
-      </w:r>
-      <w:proofErr w:type="spellEnd"/>
-      <w:r>
-        <w:rPr>
-          <w:rFonts w:ascii="Times New Roman" w:hAnsi="Times New Roman" w:cs="Times New Roman"/>
-        </w:rPr>
-        <w:t>;</w:t>
+        <w:t xml:space="preserve">    m_updating = false;</w:t>
       </w:r>
     </w:p>
     <w:p>
@@ -2148,16 +1316,8 @@
           <w:rFonts w:ascii="Times New Roman" w:hAnsi="Times New Roman" w:cs="Times New Roman"/>
         </w:rPr>
         <w:lastRenderedPageBreak/>
-        <w:t xml:space="preserve">3. Палитра цветов- через стандартный диалог </w:t>
-      </w:r>
-      <w:proofErr w:type="spellStart"/>
-      <w:r>
-        <w:rPr>
-          <w:rFonts w:ascii="Times New Roman" w:hAnsi="Times New Roman" w:cs="Times New Roman"/>
-        </w:rPr>
-        <w:t>Qt</w:t>
-      </w:r>
-      <w:proofErr w:type="spellEnd"/>
+        <w:t>3. Палитра цветов- через стандартный диалог Qt</w:t>
+      </w:r>
     </w:p>
     <w:p>
       <w:pPr>
@@ -2429,21 +1589,7 @@
         <w:rPr>
           <w:rFonts w:ascii="Times New Roman" w:hAnsi="Times New Roman" w:cs="Times New Roman"/>
         </w:rPr>
-        <w:t xml:space="preserve">- Использование современного C++ и </w:t>
-      </w:r>
-      <w:proofErr w:type="spellStart"/>
-      <w:r>
-        <w:rPr>
-          <w:rFonts w:ascii="Times New Roman" w:hAnsi="Times New Roman" w:cs="Times New Roman"/>
-        </w:rPr>
-        <w:t>Qt</w:t>
-      </w:r>
-      <w:proofErr w:type="spellEnd"/>
-      <w:r>
-        <w:rPr>
-          <w:rFonts w:ascii="Times New Roman" w:hAnsi="Times New Roman" w:cs="Times New Roman"/>
-        </w:rPr>
-        <w:t xml:space="preserve"> 6</w:t>
+        <w:t>- Использование современного C++ и Qt 6</w:t>
       </w:r>
     </w:p>
     <w:p>
@@ -2525,19 +1671,11 @@
           <w:rFonts w:ascii="Times New Roman" w:hAnsi="Times New Roman" w:cs="Times New Roman"/>
         </w:rPr>
       </w:pPr>
-      <w:proofErr w:type="spellStart"/>
-      <w:r>
-        <w:rPr>
-          <w:rFonts w:ascii="Times New Roman" w:hAnsi="Times New Roman" w:cs="Times New Roman"/>
-        </w:rPr>
-        <w:t>Qt</w:t>
-      </w:r>
-      <w:proofErr w:type="spellEnd"/>
-      <w:r>
-        <w:rPr>
-          <w:rFonts w:ascii="Times New Roman" w:hAnsi="Times New Roman" w:cs="Times New Roman"/>
-        </w:rPr>
-        <w:t xml:space="preserve"> 6.0 или выше</w:t>
+      <w:r>
+        <w:rPr>
+          <w:rFonts w:ascii="Times New Roman" w:hAnsi="Times New Roman" w:cs="Times New Roman"/>
+        </w:rPr>
+        <w:t>Qt 6.0 или выше</w:t>
       </w:r>
     </w:p>
     <w:p>
@@ -2567,19 +1705,11 @@
           <w:rFonts w:ascii="Times New Roman" w:hAnsi="Times New Roman" w:cs="Times New Roman"/>
         </w:rPr>
       </w:pPr>
-      <w:proofErr w:type="spellStart"/>
-      <w:r>
-        <w:rPr>
-          <w:rFonts w:ascii="Times New Roman" w:hAnsi="Times New Roman" w:cs="Times New Roman"/>
-        </w:rPr>
-        <w:t>CMake</w:t>
-      </w:r>
-      <w:proofErr w:type="spellEnd"/>
-      <w:r>
-        <w:rPr>
-          <w:rFonts w:ascii="Times New Roman" w:hAnsi="Times New Roman" w:cs="Times New Roman"/>
-        </w:rPr>
-        <w:t xml:space="preserve"> 3.16 или выше</w:t>
+      <w:r>
+        <w:rPr>
+          <w:rFonts w:ascii="Times New Roman" w:hAnsi="Times New Roman" w:cs="Times New Roman"/>
+        </w:rPr>
+        <w:t>CMake 3.16 или выше</w:t>
       </w:r>
     </w:p>
     <w:p>
@@ -2713,14 +1843,14 @@
       <w:pPr>
         <w:rPr>
           <w:rFonts w:ascii="Times New Roman" w:hAnsi="Times New Roman" w:cs="Times New Roman"/>
-          <w:lang w:val="ru-RU"/>
-        </w:rPr>
-      </w:pPr>
-      <w:r>
-        <w:rPr>
-          <w:rFonts w:ascii="Times New Roman" w:hAnsi="Times New Roman" w:cs="Times New Roman"/>
           <w:lang w:val="en-US"/>
         </w:rPr>
+      </w:pPr>
+      <w:r>
+        <w:rPr>
+          <w:rFonts w:ascii="Times New Roman" w:hAnsi="Times New Roman" w:cs="Times New Roman"/>
+          <w:lang w:val="en-US"/>
+        </w:rPr>
         <w:t>- Windows 11</w:t>
       </w:r>
     </w:p>
@@ -2728,13 +1858,13 @@
       <w:pPr>
         <w:rPr>
           <w:rFonts w:ascii="Times New Roman" w:hAnsi="Times New Roman" w:cs="Times New Roman"/>
-          <w:lang w:val="ru-RU"/>
-        </w:rPr>
-      </w:pPr>
-      <w:r>
-        <w:rPr>
-          <w:rFonts w:ascii="Times New Roman" w:hAnsi="Times New Roman" w:cs="Times New Roman"/>
-          <w:lang w:val="ru-RU"/>
+          <w:lang w:val="en-US"/>
+        </w:rPr>
+      </w:pPr>
+      <w:r>
+        <w:rPr>
+          <w:rFonts w:ascii="Times New Roman" w:hAnsi="Times New Roman" w:cs="Times New Roman"/>
+          <w:lang w:val="en-US"/>
         </w:rPr>
         <w:t xml:space="preserve">- </w:t>
       </w:r>
@@ -2748,7 +1878,7 @@
       <w:r>
         <w:rPr>
           <w:rFonts w:ascii="Times New Roman" w:hAnsi="Times New Roman" w:cs="Times New Roman"/>
-          <w:lang w:val="ru-RU"/>
+          <w:lang w:val="en-US"/>
         </w:rPr>
         <w:t xml:space="preserve"> 8.1</w:t>
       </w:r>
@@ -2757,13 +1887,13 @@
       <w:pPr>
         <w:rPr>
           <w:rFonts w:ascii="Times New Roman" w:hAnsi="Times New Roman" w:cs="Times New Roman"/>
-          <w:lang w:val="ru-RU"/>
-        </w:rPr>
-      </w:pPr>
-      <w:r>
-        <w:rPr>
-          <w:rFonts w:ascii="Times New Roman" w:hAnsi="Times New Roman" w:cs="Times New Roman"/>
-          <w:lang w:val="ru-RU"/>
+          <w:lang w:val="en-US"/>
+        </w:rPr>
+      </w:pPr>
+      <w:r>
+        <w:rPr>
+          <w:rFonts w:ascii="Times New Roman" w:hAnsi="Times New Roman" w:cs="Times New Roman"/>
+          <w:lang w:val="en-US"/>
         </w:rPr>
         <w:t xml:space="preserve">- </w:t>
       </w:r>
@@ -2777,7 +1907,7 @@
       <w:r>
         <w:rPr>
           <w:rFonts w:ascii="Times New Roman" w:hAnsi="Times New Roman" w:cs="Times New Roman"/>
-          <w:lang w:val="ru-RU"/>
+          <w:lang w:val="en-US"/>
         </w:rPr>
         <w:t xml:space="preserve"> 8</w:t>
       </w:r>
@@ -2909,7 +2039,7 @@
           <w:bCs/>
           <w:sz w:val="28"/>
           <w:szCs w:val="28"/>
-          <w:lang w:val="ru-RU"/>
+          <w:lang w:val="en-US"/>
         </w:rPr>
       </w:pPr>
       <w:r>
@@ -2939,14 +2069,6 @@
       <w:pPr>
         <w:rPr>
           <w:rFonts w:ascii="Times New Roman" w:hAnsi="Times New Roman" w:cs="Times New Roman"/>
-          <w:lang w:val="ru-RU"/>
-        </w:rPr>
-      </w:pPr>
-    </w:p>
-    <w:p>
-      <w:pPr>
-        <w:rPr>
-          <w:rFonts w:ascii="Times New Roman" w:hAnsi="Times New Roman" w:cs="Times New Roman"/>
           <w:b/>
           <w:bCs/>
           <w:lang w:val="ru-RU"/>
@@ -2997,39 +2119,7 @@
           <w:rFonts w:ascii="Times New Roman" w:hAnsi="Times New Roman" w:cs="Times New Roman"/>
           <w:lang w:val="ru-RU"/>
         </w:rPr>
-        <w:t xml:space="preserve">ри выборе цвета через встроенную палитру </w:t>
-      </w:r>
-      <w:proofErr w:type="spellStart"/>
-      <w:r>
-        <w:rPr>
-          <w:rFonts w:ascii="Times New Roman" w:hAnsi="Times New Roman" w:cs="Times New Roman"/>
-          <w:lang w:val="ru-RU"/>
-        </w:rPr>
-        <w:t>Qt</w:t>
-      </w:r>
-      <w:proofErr w:type="spellEnd"/>
-      <w:r>
-        <w:rPr>
-          <w:rFonts w:ascii="Times New Roman" w:hAnsi="Times New Roman" w:cs="Times New Roman"/>
-          <w:lang w:val="ru-RU"/>
-        </w:rPr>
-        <w:t xml:space="preserve"> (</w:t>
-      </w:r>
-      <w:proofErr w:type="spellStart"/>
-      <w:r>
-        <w:rPr>
-          <w:rFonts w:ascii="Times New Roman" w:hAnsi="Times New Roman" w:cs="Times New Roman"/>
-          <w:lang w:val="ru-RU"/>
-        </w:rPr>
-        <w:t>QColorDialog</w:t>
-      </w:r>
-      <w:proofErr w:type="spellEnd"/>
-      <w:r>
-        <w:rPr>
-          <w:rFonts w:ascii="Times New Roman" w:hAnsi="Times New Roman" w:cs="Times New Roman"/>
-          <w:lang w:val="ru-RU"/>
-        </w:rPr>
-        <w:t>) наблюдаются значительные погрешности при преобразовании между цветовыми моделями.</w:t>
+        <w:t>ри выборе цвета через встроенную палитру Qt (QColorDialog) наблюдаются значительные погрешности при преобразовании между цветовыми моделями.</w:t>
       </w:r>
     </w:p>
     <w:p>
@@ -3135,22 +2225,22 @@
           <w:rFonts w:ascii="Times New Roman" w:hAnsi="Times New Roman" w:cs="Times New Roman"/>
           <w:lang w:val="ru-RU"/>
         </w:rPr>
+        <w:t>- Многократные преобразования между цветовыми пространствами (RGB → HSV → XYZ → LAB и обратно)</w:t>
+      </w:r>
+    </w:p>
+    <w:p>
+      <w:pPr>
+        <w:rPr>
+          <w:rFonts w:ascii="Times New Roman" w:hAnsi="Times New Roman" w:cs="Times New Roman"/>
+          <w:lang w:val="ru-RU"/>
+        </w:rPr>
+      </w:pPr>
+      <w:r>
+        <w:rPr>
+          <w:rFonts w:ascii="Times New Roman" w:hAnsi="Times New Roman" w:cs="Times New Roman"/>
+          <w:lang w:val="ru-RU"/>
+        </w:rPr>
         <w:lastRenderedPageBreak/>
-        <w:t>- Многократные преобразования между цветовыми пространствами (RGB → HSV → XYZ → LAB и обратно)</w:t>
-      </w:r>
-    </w:p>
-    <w:p>
-      <w:pPr>
-        <w:rPr>
-          <w:rFonts w:ascii="Times New Roman" w:hAnsi="Times New Roman" w:cs="Times New Roman"/>
-          <w:lang w:val="ru-RU"/>
-        </w:rPr>
-      </w:pPr>
-      <w:r>
-        <w:rPr>
-          <w:rFonts w:ascii="Times New Roman" w:hAnsi="Times New Roman" w:cs="Times New Roman"/>
-          <w:lang w:val="ru-RU"/>
-        </w:rPr>
         <w:t>- Округления в промежуточных вычислениях</w:t>
       </w:r>
     </w:p>
@@ -3166,17 +2256,8 @@
           <w:rFonts w:ascii="Times New Roman" w:hAnsi="Times New Roman" w:cs="Times New Roman"/>
           <w:lang w:val="ru-RU"/>
         </w:rPr>
-        <w:t xml:space="preserve">- Особенности реализации алгоритмов преобразования в </w:t>
-      </w:r>
-      <w:proofErr w:type="spellStart"/>
-      <w:r>
-        <w:rPr>
-          <w:rFonts w:ascii="Times New Roman" w:hAnsi="Times New Roman" w:cs="Times New Roman"/>
-          <w:lang w:val="ru-RU"/>
-        </w:rPr>
-        <w:t>Qt</w:t>
-      </w:r>
-      <w:proofErr w:type="spellEnd"/>
+        <w:t>- Особенности реализации алгоритмов преобразования в Qt</w:t>
+      </w:r>
     </w:p>
     <w:p>
       <w:pPr>
@@ -3206,7 +2287,23 @@
           <w:rFonts w:ascii="Times New Roman" w:hAnsi="Times New Roman" w:cs="Times New Roman"/>
           <w:lang w:val="ru-RU"/>
         </w:rPr>
-        <w:t>: Для</w:t>
+        <w:t>:</w:t>
+      </w:r>
+      <w:proofErr w:type="gramEnd"/>
+      <w:r>
+        <w:rPr>
+          <w:rFonts w:ascii="Times New Roman" w:hAnsi="Times New Roman" w:cs="Times New Roman"/>
+          <w:lang w:val="en-US"/>
+        </w:rPr>
+        <w:t xml:space="preserve"> </w:t>
+      </w:r>
+      <w:proofErr w:type="gramStart"/>
+      <w:r>
+        <w:rPr>
+          <w:rFonts w:ascii="Times New Roman" w:hAnsi="Times New Roman" w:cs="Times New Roman"/>
+          <w:lang w:val="ru-RU"/>
+        </w:rPr>
+        <w:t>Для</w:t>
       </w:r>
       <w:proofErr w:type="gramEnd"/>
       <w:r>
@@ -3288,7 +2385,7 @@
           <w:sz w:val="28"/>
           <w:szCs w:val="28"/>
         </w:rPr>
-        <w:t>8</w:t>
+        <w:t>10</w:t>
       </w:r>
       <w:r>
         <w:rPr>
@@ -3357,16 +2454,8 @@
         <w:rPr>
           <w:rFonts w:ascii="Times New Roman" w:hAnsi="Times New Roman" w:cs="Times New Roman"/>
         </w:rPr>
-        <w:t xml:space="preserve">- Навыки работы с графическим интерфейсом на </w:t>
-      </w:r>
-      <w:proofErr w:type="spellStart"/>
-      <w:r>
-        <w:rPr>
-          <w:rFonts w:ascii="Times New Roman" w:hAnsi="Times New Roman" w:cs="Times New Roman"/>
-        </w:rPr>
-        <w:t>Qt</w:t>
-      </w:r>
-      <w:proofErr w:type="spellEnd"/>
+        <w:t>- Навыки работы с графическим интерфейсом на Qt</w:t>
+      </w:r>
     </w:p>
     <w:p>
       <w:pPr>
